--- a/Result/Insights.docx
+++ b/Result/Insights.docx
@@ -125,7 +125,7 @@
         <w:pStyle w:val="Heading1"/>
       </w:pPr>
       <w:r>
-        <w:t>Results</w:t>
+        <w:t>Experiments</w:t>
       </w:r>
     </w:p>
     <w:p>
@@ -329,6 +329,304 @@
         <w:t xml:space="preserve"> The jump from F1=0.679 to 0.739 (rul_2d → rul_5d) is much larger than 0.739 to 0.746 (rul_5d → rul_10d). This suggests that most of the detectable degradation signal appears within 5 days of maintenance — extending to 10 days adds marginal information.</w:t>
       </w:r>
     </w:p>
+    <w:p>
+      <w:pPr>
+        <w:pStyle w:val="Heading2"/>
+      </w:pPr>
+      <w:r>
+        <w:t>Results</w:t>
+      </w:r>
+    </w:p>
+    <w:p>
+      <w:r>
+        <w:rPr>
+          <w:noProof/>
+        </w:rPr>
+        <w:drawing>
+          <wp:inline distT="0" distB="0" distL="0" distR="0" wp14:anchorId="65445E47" wp14:editId="0AE1B5D8">
+            <wp:extent cx="4933950" cy="3533775"/>
+            <wp:effectExtent l="0" t="0" r="0" b="9525"/>
+            <wp:docPr id="1965022436" name="Picture 1"/>
+            <wp:cNvGraphicFramePr>
+              <a:graphicFrameLocks xmlns:a="http://schemas.openxmlformats.org/drawingml/2006/main" noChangeAspect="1"/>
+            </wp:cNvGraphicFramePr>
+            <a:graphic xmlns:a="http://schemas.openxmlformats.org/drawingml/2006/main">
+              <a:graphicData uri="http://schemas.openxmlformats.org/drawingml/2006/picture">
+                <pic:pic xmlns:pic="http://schemas.openxmlformats.org/drawingml/2006/picture">
+                  <pic:nvPicPr>
+                    <pic:cNvPr id="1965022436" name=""/>
+                    <pic:cNvPicPr/>
+                  </pic:nvPicPr>
+                  <pic:blipFill>
+                    <a:blip r:embed="rId7"/>
+                    <a:stretch>
+                      <a:fillRect/>
+                    </a:stretch>
+                  </pic:blipFill>
+                  <pic:spPr>
+                    <a:xfrm>
+                      <a:off x="0" y="0"/>
+                      <a:ext cx="4933950" cy="3533775"/>
+                    </a:xfrm>
+                    <a:prstGeom prst="rect">
+                      <a:avLst/>
+                    </a:prstGeom>
+                  </pic:spPr>
+                </pic:pic>
+              </a:graphicData>
+            </a:graphic>
+          </wp:inline>
+        </w:drawing>
+      </w:r>
+    </w:p>
+    <w:p>
+      <w:pPr>
+        <w:pStyle w:val="Heading2"/>
+      </w:pPr>
+      <w:r>
+        <w:t>Optuna</w:t>
+      </w:r>
+    </w:p>
+    <w:p>
+      <w:pPr>
+        <w:pStyle w:val="ListParagraph"/>
+        <w:numPr>
+          <w:ilvl w:val="0"/>
+          <w:numId w:val="4"/>
+        </w:numPr>
+      </w:pPr>
+      <w:r>
+        <w:rPr>
+          <w:b/>
+          <w:bCs/>
+        </w:rPr>
+        <w:t>Warm-start / seeding</w:t>
+      </w:r>
+      <w:r>
+        <w:t xml:space="preserve">: Injected best manual experiment parameters as </w:t>
+      </w:r>
+      <w:r>
+        <w:rPr>
+          <w:b/>
+          <w:bCs/>
+        </w:rPr>
+        <w:t>Trial 0</w:t>
+      </w:r>
+      <w:r>
+        <w:t xml:space="preserve"> using study.enqueue_trial(), so Optuna starts from a proven baseline instead of random guessing </w:t>
+      </w:r>
+    </w:p>
+    <w:p>
+      <w:pPr>
+        <w:pStyle w:val="ListParagraph"/>
+        <w:numPr>
+          <w:ilvl w:val="0"/>
+          <w:numId w:val="4"/>
+        </w:numPr>
+      </w:pPr>
+      <w:r>
+        <w:rPr>
+          <w:b/>
+          <w:bCs/>
+        </w:rPr>
+        <w:t>Locked parameters</w:t>
+      </w:r>
+      <w:r>
+        <w:t xml:space="preserve">: Fixed </w:t>
+      </w:r>
+      <w:r>
+        <w:rPr>
+          <w:b/>
+          <w:bCs/>
+        </w:rPr>
+        <w:t>D_MODEL=256</w:t>
+      </w:r>
+      <w:r>
+        <w:t xml:space="preserve"> and </w:t>
+      </w:r>
+      <w:r>
+        <w:rPr>
+          <w:b/>
+          <w:bCs/>
+        </w:rPr>
+        <w:t>DIM_FEEDFORWARD=1024</w:t>
+      </w:r>
+      <w:r>
+        <w:t xml:space="preserve"> (already proven by manual experiments) to reduce search space from 6 to 4 parameters</w:t>
+      </w:r>
+    </w:p>
+    <w:p>
+      <w:pPr>
+        <w:pStyle w:val="ListParagraph"/>
+        <w:numPr>
+          <w:ilvl w:val="0"/>
+          <w:numId w:val="4"/>
+        </w:numPr>
+      </w:pPr>
+      <w:r>
+        <w:rPr>
+          <w:b/>
+          <w:bCs/>
+        </w:rPr>
+        <w:lastRenderedPageBreak/>
+        <w:t>HyperbandPruner</w:t>
+      </w:r>
+      <w:r>
+        <w:t xml:space="preserve">: Used </w:t>
+      </w:r>
+      <w:r>
+        <w:rPr>
+          <w:b/>
+          <w:bCs/>
+        </w:rPr>
+        <w:t>early stopping</w:t>
+      </w:r>
+      <w:r>
+        <w:t xml:space="preserve"> to kill underperforming trials after 2 epochs, reducing compute by ~70% </w:t>
+      </w:r>
+    </w:p>
+    <w:p>
+      <w:pPr>
+        <w:pStyle w:val="Heading2"/>
+      </w:pPr>
+      <w:r>
+        <w:t>Threshold</w:t>
+      </w:r>
+    </w:p>
+    <w:p>
+      <w:r>
+        <w:rPr>
+          <w:noProof/>
+        </w:rPr>
+        <w:drawing>
+          <wp:inline distT="0" distB="0" distL="0" distR="0" wp14:anchorId="47ACF684" wp14:editId="542C361B">
+            <wp:extent cx="5943600" cy="1231265"/>
+            <wp:effectExtent l="0" t="0" r="0" b="6985"/>
+            <wp:docPr id="1306934382" name="Picture 1"/>
+            <wp:cNvGraphicFramePr>
+              <a:graphicFrameLocks xmlns:a="http://schemas.openxmlformats.org/drawingml/2006/main" noChangeAspect="1"/>
+            </wp:cNvGraphicFramePr>
+            <a:graphic xmlns:a="http://schemas.openxmlformats.org/drawingml/2006/main">
+              <a:graphicData uri="http://schemas.openxmlformats.org/drawingml/2006/picture">
+                <pic:pic xmlns:pic="http://schemas.openxmlformats.org/drawingml/2006/picture">
+                  <pic:nvPicPr>
+                    <pic:cNvPr id="1306934382" name=""/>
+                    <pic:cNvPicPr/>
+                  </pic:nvPicPr>
+                  <pic:blipFill>
+                    <a:blip r:embed="rId8"/>
+                    <a:stretch>
+                      <a:fillRect/>
+                    </a:stretch>
+                  </pic:blipFill>
+                  <pic:spPr>
+                    <a:xfrm>
+                      <a:off x="0" y="0"/>
+                      <a:ext cx="5943600" cy="1231265"/>
+                    </a:xfrm>
+                    <a:prstGeom prst="rect">
+                      <a:avLst/>
+                    </a:prstGeom>
+                  </pic:spPr>
+                </pic:pic>
+              </a:graphicData>
+            </a:graphic>
+          </wp:inline>
+        </w:drawing>
+      </w:r>
+    </w:p>
+    <w:p>
+      <w:r>
+        <w:rPr>
+          <w:b/>
+          <w:bCs/>
+        </w:rPr>
+        <w:t>Best F1 (threshold = 0.10)</w:t>
+      </w:r>
+      <w:r>
+        <w:t xml:space="preserve"> — Balanced mode</w:t>
+      </w:r>
+    </w:p>
+    <w:p>
+      <w:r>
+        <w:t xml:space="preserve">The model flags a flight as "at-risk" when P(at-risk) &gt; 10%. At this threshold, it catches </w:t>
+      </w:r>
+      <w:r>
+        <w:rPr>
+          <w:b/>
+          <w:bCs/>
+        </w:rPr>
+        <w:t>71% of at-risk flights</w:t>
+      </w:r>
+      <w:r>
+        <w:t xml:space="preserve"> with </w:t>
+      </w:r>
+      <w:r>
+        <w:rPr>
+          <w:b/>
+          <w:bCs/>
+        </w:rPr>
+        <w:t>61% precision</w:t>
+      </w:r>
+      <w:r>
+        <w:t>, meaning 39 out of every 100 flags are false alarms. This gives the best balance between catching failures and avoiding unnecessary inspections.</w:t>
+      </w:r>
+    </w:p>
+    <w:p>
+      <w:r>
+        <w:rPr>
+          <w:b/>
+          <w:bCs/>
+        </w:rPr>
+        <w:t>75% Recall (threshold = 0.06)</w:t>
+      </w:r>
+      <w:r>
+        <w:t xml:space="preserve"> — Safety-prioritized mode</w:t>
+      </w:r>
+    </w:p>
+    <w:p>
+      <w:r>
+        <w:t xml:space="preserve">Lowering the threshold to 6% means the model is more aggressive at flagging — it catches </w:t>
+      </w:r>
+      <w:r>
+        <w:rPr>
+          <w:b/>
+          <w:bCs/>
+        </w:rPr>
+        <w:t>76% of at-risk flights</w:t>
+      </w:r>
+      <w:r>
+        <w:t xml:space="preserve"> but precision drops to 58%, with 42 false alarms per 100 flags. You catch more dangerous flights but maintenance crews inspect more unnecessarily.</w:t>
+      </w:r>
+    </w:p>
+    <w:p>
+      <w:r>
+        <w:rPr>
+          <w:b/>
+          <w:bCs/>
+        </w:rPr>
+        <w:t>90% Recall (threshold = 0.02)</w:t>
+      </w:r>
+      <w:r>
+        <w:t xml:space="preserve"> — Maximum safety mode</w:t>
+      </w:r>
+    </w:p>
+    <w:p>
+      <w:r>
+        <w:t xml:space="preserve">At just 2% threshold, the model flags almost everything suspicious — catching </w:t>
+      </w:r>
+      <w:r>
+        <w:rPr>
+          <w:b/>
+          <w:bCs/>
+        </w:rPr>
+        <w:t>89% of at-risk flights</w:t>
+      </w:r>
+      <w:r>
+        <w:t>. But nearly half the flags are false alarms (47 per 100). This is suitable only if missing a maintenance issue is extremely costly (which in aviation, it is).</w:t>
+      </w:r>
+    </w:p>
+    <w:p/>
     <w:p/>
     <w:p/>
     <w:p>
@@ -4783,6 +5081,119 @@
       </w:pPr>
     </w:lvl>
   </w:abstractNum>
+  <w:abstractNum w:abstractNumId="3" w15:restartNumberingAfterBreak="0">
+    <w:nsid w:val="74AA67E0"/>
+    <w:multiLevelType w:val="hybridMultilevel"/>
+    <w:tmpl w:val="8BE2F34E"/>
+    <w:lvl w:ilvl="0" w:tplc="04090001">
+      <w:start w:val="1"/>
+      <w:numFmt w:val="bullet"/>
+      <w:lvlText w:val=""/>
+      <w:lvlJc w:val="left"/>
+      <w:pPr>
+        <w:ind w:left="720" w:hanging="360"/>
+      </w:pPr>
+      <w:rPr>
+        <w:rFonts w:ascii="Symbol" w:hAnsi="Symbol" w:hint="default"/>
+      </w:rPr>
+    </w:lvl>
+    <w:lvl w:ilvl="1" w:tplc="04090003" w:tentative="1">
+      <w:start w:val="1"/>
+      <w:numFmt w:val="bullet"/>
+      <w:lvlText w:val="o"/>
+      <w:lvlJc w:val="left"/>
+      <w:pPr>
+        <w:ind w:left="1440" w:hanging="360"/>
+      </w:pPr>
+      <w:rPr>
+        <w:rFonts w:ascii="Courier New" w:hAnsi="Courier New" w:cs="Courier New" w:hint="default"/>
+      </w:rPr>
+    </w:lvl>
+    <w:lvl w:ilvl="2" w:tplc="04090005" w:tentative="1">
+      <w:start w:val="1"/>
+      <w:numFmt w:val="bullet"/>
+      <w:lvlText w:val=""/>
+      <w:lvlJc w:val="left"/>
+      <w:pPr>
+        <w:ind w:left="2160" w:hanging="360"/>
+      </w:pPr>
+      <w:rPr>
+        <w:rFonts w:ascii="Wingdings" w:hAnsi="Wingdings" w:hint="default"/>
+      </w:rPr>
+    </w:lvl>
+    <w:lvl w:ilvl="3" w:tplc="04090001" w:tentative="1">
+      <w:start w:val="1"/>
+      <w:numFmt w:val="bullet"/>
+      <w:lvlText w:val=""/>
+      <w:lvlJc w:val="left"/>
+      <w:pPr>
+        <w:ind w:left="2880" w:hanging="360"/>
+      </w:pPr>
+      <w:rPr>
+        <w:rFonts w:ascii="Symbol" w:hAnsi="Symbol" w:hint="default"/>
+      </w:rPr>
+    </w:lvl>
+    <w:lvl w:ilvl="4" w:tplc="04090003" w:tentative="1">
+      <w:start w:val="1"/>
+      <w:numFmt w:val="bullet"/>
+      <w:lvlText w:val="o"/>
+      <w:lvlJc w:val="left"/>
+      <w:pPr>
+        <w:ind w:left="3600" w:hanging="360"/>
+      </w:pPr>
+      <w:rPr>
+        <w:rFonts w:ascii="Courier New" w:hAnsi="Courier New" w:cs="Courier New" w:hint="default"/>
+      </w:rPr>
+    </w:lvl>
+    <w:lvl w:ilvl="5" w:tplc="04090005" w:tentative="1">
+      <w:start w:val="1"/>
+      <w:numFmt w:val="bullet"/>
+      <w:lvlText w:val=""/>
+      <w:lvlJc w:val="left"/>
+      <w:pPr>
+        <w:ind w:left="4320" w:hanging="360"/>
+      </w:pPr>
+      <w:rPr>
+        <w:rFonts w:ascii="Wingdings" w:hAnsi="Wingdings" w:hint="default"/>
+      </w:rPr>
+    </w:lvl>
+    <w:lvl w:ilvl="6" w:tplc="04090001" w:tentative="1">
+      <w:start w:val="1"/>
+      <w:numFmt w:val="bullet"/>
+      <w:lvlText w:val=""/>
+      <w:lvlJc w:val="left"/>
+      <w:pPr>
+        <w:ind w:left="5040" w:hanging="360"/>
+      </w:pPr>
+      <w:rPr>
+        <w:rFonts w:ascii="Symbol" w:hAnsi="Symbol" w:hint="default"/>
+      </w:rPr>
+    </w:lvl>
+    <w:lvl w:ilvl="7" w:tplc="04090003" w:tentative="1">
+      <w:start w:val="1"/>
+      <w:numFmt w:val="bullet"/>
+      <w:lvlText w:val="o"/>
+      <w:lvlJc w:val="left"/>
+      <w:pPr>
+        <w:ind w:left="5760" w:hanging="360"/>
+      </w:pPr>
+      <w:rPr>
+        <w:rFonts w:ascii="Courier New" w:hAnsi="Courier New" w:cs="Courier New" w:hint="default"/>
+      </w:rPr>
+    </w:lvl>
+    <w:lvl w:ilvl="8" w:tplc="04090005" w:tentative="1">
+      <w:start w:val="1"/>
+      <w:numFmt w:val="bullet"/>
+      <w:lvlText w:val=""/>
+      <w:lvlJc w:val="left"/>
+      <w:pPr>
+        <w:ind w:left="6480" w:hanging="360"/>
+      </w:pPr>
+      <w:rPr>
+        <w:rFonts w:ascii="Wingdings" w:hAnsi="Wingdings" w:hint="default"/>
+      </w:rPr>
+    </w:lvl>
+  </w:abstractNum>
   <w:num w:numId="1" w16cid:durableId="1183395731">
     <w:abstractNumId w:val="0"/>
   </w:num>
@@ -4791,6 +5202,9 @@
   </w:num>
   <w:num w:numId="3" w16cid:durableId="1972320822">
     <w:abstractNumId w:val="1"/>
+  </w:num>
+  <w:num w:numId="4" w16cid:durableId="172964246">
+    <w:abstractNumId w:val="3"/>
   </w:num>
 </w:numbering>
 </file>
@@ -5223,7 +5637,6 @@
     <w:next w:val="Normal"/>
     <w:link w:val="Heading2Char"/>
     <w:uiPriority w:val="9"/>
-    <w:semiHidden/>
     <w:unhideWhenUsed/>
     <w:qFormat/>
     <w:rsid w:val="00736572"/>
@@ -5398,6 +5811,7 @@
   <w:style w:type="character" w:default="1" w:styleId="DefaultParagraphFont">
     <w:name w:val="Default Paragraph Font"/>
     <w:uiPriority w:val="1"/>
+    <w:semiHidden/>
     <w:unhideWhenUsed/>
   </w:style>
   <w:style w:type="table" w:default="1" w:styleId="TableNormal">
@@ -5439,7 +5853,6 @@
     <w:basedOn w:val="DefaultParagraphFont"/>
     <w:link w:val="Heading2"/>
     <w:uiPriority w:val="9"/>
-    <w:semiHidden/>
     <w:rsid w:val="00736572"/>
     <w:rPr>
       <w:rFonts w:asciiTheme="majorHAnsi" w:eastAsiaTheme="majorEastAsia" w:hAnsiTheme="majorHAnsi" w:cstheme="majorBidi"/>

--- a/Result/Insights.docx
+++ b/Result/Insights.docx
@@ -40,7 +40,23 @@
         </w:numPr>
       </w:pPr>
       <w:r>
-        <w:t>Dataset &amp; DataLoader — custom FlightDataset with temporal augmentations (training only), mask computation for variable-length flights</w:t>
+        <w:t xml:space="preserve">Dataset &amp; </w:t>
+      </w:r>
+      <w:proofErr w:type="spellStart"/>
+      <w:r>
+        <w:t>DataLoader</w:t>
+      </w:r>
+      <w:proofErr w:type="spellEnd"/>
+      <w:r>
+        <w:t xml:space="preserve"> — custom </w:t>
+      </w:r>
+      <w:proofErr w:type="spellStart"/>
+      <w:r>
+        <w:t>FlightDataset</w:t>
+      </w:r>
+      <w:proofErr w:type="spellEnd"/>
+      <w:r>
+        <w:t xml:space="preserve"> with temporal augmentations (training only), mask computation for variable-length flights</w:t>
       </w:r>
     </w:p>
     <w:p>
@@ -51,7 +67,15 @@
         </w:numPr>
       </w:pPr>
       <w:r>
-        <w:t>Model Definition — TimeSeriesTransformer with conv front-end + Transformer encoder</w:t>
+        <w:t xml:space="preserve">Model Definition — </w:t>
+      </w:r>
+      <w:proofErr w:type="spellStart"/>
+      <w:r>
+        <w:t>TimeSeriesTransformer</w:t>
+      </w:r>
+      <w:proofErr w:type="spellEnd"/>
+      <w:r>
+        <w:t xml:space="preserve"> with conv front-end + Transformer encoder</w:t>
       </w:r>
     </w:p>
     <w:p>
@@ -62,7 +86,31 @@
         </w:numPr>
       </w:pPr>
       <w:r>
-        <w:t>Training Setup — AdamW optimizer, weighted CrossEntropyLoss, CosineAnnealingLR scheduler</w:t>
+        <w:t xml:space="preserve">Training Setup — </w:t>
+      </w:r>
+      <w:proofErr w:type="spellStart"/>
+      <w:r>
+        <w:t>AdamW</w:t>
+      </w:r>
+      <w:proofErr w:type="spellEnd"/>
+      <w:r>
+        <w:t xml:space="preserve"> optimizer, weighted </w:t>
+      </w:r>
+      <w:proofErr w:type="spellStart"/>
+      <w:r>
+        <w:t>CrossEntropyLoss</w:t>
+      </w:r>
+      <w:proofErr w:type="spellEnd"/>
+      <w:r>
+        <w:t xml:space="preserve">, </w:t>
+      </w:r>
+      <w:proofErr w:type="spellStart"/>
+      <w:r>
+        <w:t>CosineAnnealingLR</w:t>
+      </w:r>
+      <w:proofErr w:type="spellEnd"/>
+      <w:r>
+        <w:t xml:space="preserve"> scheduler</w:t>
       </w:r>
     </w:p>
     <w:p>
@@ -73,7 +121,15 @@
         </w:numPr>
       </w:pPr>
       <w:r>
-        <w:t>Training Loop — PR-AUC checkpoint selection, gradient clipping, tqdm progress bars</w:t>
+        <w:t xml:space="preserve">Training Loop — PR-AUC checkpoint selection, gradient clipping, </w:t>
+      </w:r>
+      <w:proofErr w:type="spellStart"/>
+      <w:r>
+        <w:t>tqdm</w:t>
+      </w:r>
+      <w:proofErr w:type="spellEnd"/>
+      <w:r>
+        <w:t xml:space="preserve"> progress bars</w:t>
       </w:r>
     </w:p>
     <w:p>
@@ -181,7 +237,15 @@
     </w:p>
     <w:p>
       <w:r>
-        <w:t>Experiments 1–2 diagnosed the core problem: LR=1e-3 caused majority-class collapse (the model predicted everything as "at risk," achieving RecallFail=1.0 but useless F1=0.35). Dropping to LR=3e-5 broke the collapse but was too conservative for the small dataset (PR-AUC=0.57). Experiment 3 found the sweet spot at LR=1e-4 with slight dropout increase (PR-</w:t>
+        <w:t xml:space="preserve">Experiments 1–2 diagnosed the core problem: LR=1e-3 caused majority-class collapse (the model predicted everything as "at risk," achieving </w:t>
+      </w:r>
+      <w:proofErr w:type="spellStart"/>
+      <w:r>
+        <w:t>RecallFail</w:t>
+      </w:r>
+      <w:proofErr w:type="spellEnd"/>
+      <w:r>
+        <w:t>=1.0 but useless F1=0.35). Dropping to LR=3e-5 broke the collapse but was too conservative for the small dataset (PR-AUC=0.57). Experiment 3 found the sweet spot at LR=1e-4 with slight dropout increase (PR-</w:t>
       </w:r>
       <w:r>
         <w:lastRenderedPageBreak/>
@@ -280,7 +344,15 @@
         </w:numPr>
       </w:pPr>
       <w:r>
-        <w:t>The 5-day prediction horizon offers the best operational trade-off: F1=0.739 with RecallFail=0.767 means the system catches 77% of at-risk flights while maintaining reasonable precision. The marginal improvement from 5d to 10d is small, suggesting most degradation signals emerge within 5 days.</w:t>
+        <w:t xml:space="preserve">The 5-day prediction horizon offers the best operational trade-off: F1=0.739 with </w:t>
+      </w:r>
+      <w:proofErr w:type="spellStart"/>
+      <w:r>
+        <w:t>RecallFail</w:t>
+      </w:r>
+      <w:proofErr w:type="spellEnd"/>
+      <w:r>
+        <w:t>=0.767 means the system catches 77% of at-risk flights while maintaining reasonable precision. The marginal improvement from 5d to 10d is small, suggesting most degradation signals emerge within 5 days.</w:t>
       </w:r>
     </w:p>
     <w:p/>
@@ -326,7 +398,15 @@
         <w:t>3. F1 and Recall improve dramatically from rul_2d to rul_5d, then plateau.</w:t>
       </w:r>
       <w:r>
-        <w:t xml:space="preserve"> The jump from F1=0.679 to 0.739 (rul_2d → rul_5d) is much larger than 0.739 to 0.746 (rul_5d → rul_10d). This suggests that most of the detectable degradation signal appears within 5 days of maintenance — extending to 10 days adds marginal information.</w:t>
+        <w:t xml:space="preserve"> The jump from F1=0.679 to 0.739 (rul_2d → rul_5d) is much larger than 0.739 to 0.746 (rul_5d → rul_10d). This suggests that most of the detectable degradation signal appears within 5 days of maintenance — extending to 10 </w:t>
+      </w:r>
+      <w:proofErr w:type="gramStart"/>
+      <w:r>
+        <w:t>days</w:t>
+      </w:r>
+      <w:proofErr w:type="gramEnd"/>
+      <w:r>
+        <w:t xml:space="preserve"> adds marginal information.</w:t>
       </w:r>
     </w:p>
     <w:p>
@@ -343,10 +423,10 @@
           <w:noProof/>
         </w:rPr>
         <w:drawing>
-          <wp:inline distT="0" distB="0" distL="0" distR="0" wp14:anchorId="65445E47" wp14:editId="0AE1B5D8">
-            <wp:extent cx="4933950" cy="3533775"/>
-            <wp:effectExtent l="0" t="0" r="0" b="9525"/>
-            <wp:docPr id="1965022436" name="Picture 1"/>
+          <wp:inline distT="0" distB="0" distL="0" distR="0" wp14:anchorId="71D0F8AD" wp14:editId="78E1014D">
+            <wp:extent cx="4924425" cy="3438525"/>
+            <wp:effectExtent l="0" t="0" r="9525" b="9525"/>
+            <wp:docPr id="882988423" name="Picture 1"/>
             <wp:cNvGraphicFramePr>
               <a:graphicFrameLocks xmlns:a="http://schemas.openxmlformats.org/drawingml/2006/main" noChangeAspect="1"/>
             </wp:cNvGraphicFramePr>
@@ -354,7 +434,7 @@
               <a:graphicData uri="http://schemas.openxmlformats.org/drawingml/2006/picture">
                 <pic:pic xmlns:pic="http://schemas.openxmlformats.org/drawingml/2006/picture">
                   <pic:nvPicPr>
-                    <pic:cNvPr id="1965022436" name=""/>
+                    <pic:cNvPr id="882988423" name=""/>
                     <pic:cNvPicPr/>
                   </pic:nvPicPr>
                   <pic:blipFill>
@@ -366,7 +446,7 @@
                   <pic:spPr>
                     <a:xfrm>
                       <a:off x="0" y="0"/>
-                      <a:ext cx="4933950" cy="3533775"/>
+                      <a:ext cx="4924425" cy="3438525"/>
                     </a:xfrm>
                     <a:prstGeom prst="rect">
                       <a:avLst/>
@@ -383,9 +463,11 @@
       <w:pPr>
         <w:pStyle w:val="Heading2"/>
       </w:pPr>
+      <w:proofErr w:type="spellStart"/>
       <w:r>
         <w:t>Optuna</w:t>
       </w:r>
+      <w:proofErr w:type="spellEnd"/>
     </w:p>
     <w:p>
       <w:pPr>
@@ -395,12 +477,21 @@
           <w:numId w:val="4"/>
         </w:numPr>
       </w:pPr>
+      <w:proofErr w:type="gramStart"/>
       <w:r>
         <w:rPr>
           <w:b/>
           <w:bCs/>
         </w:rPr>
-        <w:t>Warm-start / seeding</w:t>
+        <w:t>Warm-start</w:t>
+      </w:r>
+      <w:proofErr w:type="gramEnd"/>
+      <w:r>
+        <w:rPr>
+          <w:b/>
+          <w:bCs/>
+        </w:rPr>
+        <w:t xml:space="preserve"> / seeding</w:t>
       </w:r>
       <w:r>
         <w:t xml:space="preserve">: Injected best manual experiment parameters as </w:t>
@@ -413,7 +504,36 @@
         <w:t>Trial 0</w:t>
       </w:r>
       <w:r>
-        <w:t xml:space="preserve"> using study.enqueue_trial(), so Optuna starts from a proven baseline instead of random guessing </w:t>
+        <w:t xml:space="preserve"> using </w:t>
+      </w:r>
+      <w:proofErr w:type="spellStart"/>
+      <w:proofErr w:type="gramStart"/>
+      <w:r>
+        <w:t>study.enqueue</w:t>
+      </w:r>
+      <w:proofErr w:type="gramEnd"/>
+      <w:r>
+        <w:t>_</w:t>
+      </w:r>
+      <w:proofErr w:type="gramStart"/>
+      <w:r>
+        <w:t>trial</w:t>
+      </w:r>
+      <w:proofErr w:type="spellEnd"/>
+      <w:r>
+        <w:t>(</w:t>
+      </w:r>
+      <w:proofErr w:type="gramEnd"/>
+      <w:r>
+        <w:t xml:space="preserve">), so </w:t>
+      </w:r>
+      <w:proofErr w:type="spellStart"/>
+      <w:r>
+        <w:t>Optuna</w:t>
+      </w:r>
+      <w:proofErr w:type="spellEnd"/>
+      <w:r>
+        <w:t xml:space="preserve"> starts from a proven baseline instead of random guessing </w:t>
       </w:r>
     </w:p>
     <w:p>
@@ -463,6 +583,7 @@
           <w:numId w:val="4"/>
         </w:numPr>
       </w:pPr>
+      <w:proofErr w:type="spellStart"/>
       <w:r>
         <w:rPr>
           <w:b/>
@@ -471,6 +592,7 @@
         <w:lastRenderedPageBreak/>
         <w:t>HyperbandPruner</w:t>
       </w:r>
+      <w:proofErr w:type="spellEnd"/>
       <w:r>
         <w:t xml:space="preserve">: Used </w:t>
       </w:r>
@@ -499,10 +621,10 @@
           <w:noProof/>
         </w:rPr>
         <w:drawing>
-          <wp:inline distT="0" distB="0" distL="0" distR="0" wp14:anchorId="47ACF684" wp14:editId="542C361B">
-            <wp:extent cx="5943600" cy="1231265"/>
-            <wp:effectExtent l="0" t="0" r="0" b="6985"/>
-            <wp:docPr id="1306934382" name="Picture 1"/>
+          <wp:inline distT="0" distB="0" distL="0" distR="0" wp14:anchorId="27366920" wp14:editId="64FD9359">
+            <wp:extent cx="5943600" cy="1558290"/>
+            <wp:effectExtent l="0" t="0" r="0" b="3810"/>
+            <wp:docPr id="52825070" name="Picture 1"/>
             <wp:cNvGraphicFramePr>
               <a:graphicFrameLocks xmlns:a="http://schemas.openxmlformats.org/drawingml/2006/main" noChangeAspect="1"/>
             </wp:cNvGraphicFramePr>
@@ -510,7 +632,7 @@
               <a:graphicData uri="http://schemas.openxmlformats.org/drawingml/2006/picture">
                 <pic:pic xmlns:pic="http://schemas.openxmlformats.org/drawingml/2006/picture">
                   <pic:nvPicPr>
-                    <pic:cNvPr id="1306934382" name=""/>
+                    <pic:cNvPr id="52825070" name=""/>
                     <pic:cNvPicPr/>
                   </pic:nvPicPr>
                   <pic:blipFill>
@@ -522,7 +644,7 @@
                   <pic:spPr>
                     <a:xfrm>
                       <a:off x="0" y="0"/>
-                      <a:ext cx="5943600" cy="1231265"/>
+                      <a:ext cx="5943600" cy="1558290"/>
                     </a:xfrm>
                     <a:prstGeom prst="rect">
                       <a:avLst/>
@@ -541,10 +663,22 @@
           <w:b/>
           <w:bCs/>
         </w:rPr>
-        <w:t>Best F1 (threshold = 0.10)</w:t>
-      </w:r>
-      <w:r>
-        <w:t xml:space="preserve"> — Balanced mode</w:t>
+        <w:t xml:space="preserve">Best F1 (threshold = </w:t>
+      </w:r>
+      <w:proofErr w:type="gramStart"/>
+      <w:r>
+        <w:rPr>
+          <w:b/>
+          <w:bCs/>
+        </w:rPr>
+        <w:t>0.10)</w:t>
+      </w:r>
+      <w:r>
+        <w:t xml:space="preserve"> —</w:t>
+      </w:r>
+      <w:proofErr w:type="gramEnd"/>
+      <w:r>
+        <w:t xml:space="preserve"> Balanced mode</w:t>
       </w:r>
     </w:p>
     <w:p>
@@ -578,15 +712,35 @@
           <w:b/>
           <w:bCs/>
         </w:rPr>
-        <w:t>75% Recall (threshold = 0.06)</w:t>
-      </w:r>
-      <w:r>
-        <w:t xml:space="preserve"> — Safety-prioritized mode</w:t>
+        <w:t xml:space="preserve">75% Recall (threshold = </w:t>
+      </w:r>
+      <w:proofErr w:type="gramStart"/>
+      <w:r>
+        <w:rPr>
+          <w:b/>
+          <w:bCs/>
+        </w:rPr>
+        <w:t>0.06)</w:t>
+      </w:r>
+      <w:r>
+        <w:t xml:space="preserve"> —</w:t>
+      </w:r>
+      <w:proofErr w:type="gramEnd"/>
+      <w:r>
+        <w:t xml:space="preserve"> Safety-prioritized mode</w:t>
       </w:r>
     </w:p>
     <w:p>
       <w:r>
-        <w:t xml:space="preserve">Lowering the threshold to 6% means the model is more aggressive at flagging — it catches </w:t>
+        <w:t xml:space="preserve">Lowering the threshold to 6% means the model is more aggressive at </w:t>
+      </w:r>
+      <w:proofErr w:type="gramStart"/>
+      <w:r>
+        <w:t>flagging — it</w:t>
+      </w:r>
+      <w:proofErr w:type="gramEnd"/>
+      <w:r>
+        <w:t xml:space="preserve"> catches </w:t>
       </w:r>
       <w:r>
         <w:rPr>
@@ -596,7 +750,15 @@
         <w:t>76% of at-risk flights</w:t>
       </w:r>
       <w:r>
-        <w:t xml:space="preserve"> but precision drops to 58%, with 42 false alarms per 100 flags. You catch more dangerous flights but maintenance crews inspect more unnecessarily.</w:t>
+        <w:t xml:space="preserve"> but precision drops to 58%, with 42 false alarms per 100 flags. You catch more dangerous </w:t>
+      </w:r>
+      <w:proofErr w:type="gramStart"/>
+      <w:r>
+        <w:t>flights</w:t>
+      </w:r>
+      <w:proofErr w:type="gramEnd"/>
+      <w:r>
+        <w:t xml:space="preserve"> but maintenance crews inspect more unnecessarily.</w:t>
       </w:r>
     </w:p>
     <w:p>
@@ -605,15 +767,35 @@
           <w:b/>
           <w:bCs/>
         </w:rPr>
-        <w:t>90% Recall (threshold = 0.02)</w:t>
-      </w:r>
-      <w:r>
-        <w:t xml:space="preserve"> — Maximum safety mode</w:t>
+        <w:t xml:space="preserve">90% Recall (threshold = </w:t>
+      </w:r>
+      <w:proofErr w:type="gramStart"/>
+      <w:r>
+        <w:rPr>
+          <w:b/>
+          <w:bCs/>
+        </w:rPr>
+        <w:t>0.02)</w:t>
+      </w:r>
+      <w:r>
+        <w:t xml:space="preserve"> —</w:t>
+      </w:r>
+      <w:proofErr w:type="gramEnd"/>
+      <w:r>
+        <w:t xml:space="preserve"> Maximum safety mode</w:t>
       </w:r>
     </w:p>
     <w:p>
       <w:r>
-        <w:t xml:space="preserve">At just 2% threshold, the model flags almost everything suspicious — catching </w:t>
+        <w:t xml:space="preserve">At just 2% threshold, the model flags almost everything </w:t>
+      </w:r>
+      <w:proofErr w:type="gramStart"/>
+      <w:r>
+        <w:t>suspicious —</w:t>
+      </w:r>
+      <w:proofErr w:type="gramEnd"/>
+      <w:r>
+        <w:t xml:space="preserve"> catching </w:t>
       </w:r>
       <w:r>
         <w:rPr>
@@ -684,8 +866,17 @@
           <w:b/>
           <w:bCs/>
         </w:rPr>
-        <w:t>Ensemble of Transformer + InceptionTime</w:t>
-      </w:r>
+        <w:t xml:space="preserve">Ensemble of Transformer + </w:t>
+      </w:r>
+      <w:proofErr w:type="spellStart"/>
+      <w:r>
+        <w:rPr>
+          <w:b/>
+          <w:bCs/>
+        </w:rPr>
+        <w:t>InceptionTime</w:t>
+      </w:r>
+      <w:proofErr w:type="spellEnd"/>
       <w:r>
         <w:t xml:space="preserve"> — Since the two architectures capture different patterns (global attention vs local convolutions), a simple probability averaging ensemble could outperform both individual models.</w:t>
       </w:r>
@@ -960,12 +1151,37 @@
             <w:hideMark/>
           </w:tcPr>
           <w:p>
-            <w:r>
-              <w:rPr>
-                <w:sz w:val="17"/>
-                <w:szCs w:val="17"/>
-              </w:rPr>
-              <w:t>sequences.npy (19,540 x 9,212 x 15), labels.csv, seq_indices.npy from feature engineering pipeline</w:t>
+            <w:proofErr w:type="spellStart"/>
+            <w:r>
+              <w:rPr>
+                <w:sz w:val="17"/>
+                <w:szCs w:val="17"/>
+              </w:rPr>
+              <w:t>sequences.npy</w:t>
+            </w:r>
+            <w:proofErr w:type="spellEnd"/>
+            <w:r>
+              <w:rPr>
+                <w:sz w:val="17"/>
+                <w:szCs w:val="17"/>
+              </w:rPr>
+              <w:t xml:space="preserve"> (19,540 x 9,212 x 15), labels.csv, </w:t>
+            </w:r>
+            <w:proofErr w:type="spellStart"/>
+            <w:r>
+              <w:rPr>
+                <w:sz w:val="17"/>
+                <w:szCs w:val="17"/>
+              </w:rPr>
+              <w:t>seq_indices.npy</w:t>
+            </w:r>
+            <w:proofErr w:type="spellEnd"/>
+            <w:r>
+              <w:rPr>
+                <w:sz w:val="17"/>
+                <w:szCs w:val="17"/>
+              </w:rPr>
+              <w:t xml:space="preserve"> from feature engineering pipeline</w:t>
             </w:r>
           </w:p>
         </w:tc>
@@ -1045,12 +1261,39 @@
             <w:hideMark/>
           </w:tcPr>
           <w:p>
-            <w:r>
-              <w:rPr>
-                <w:sz w:val="17"/>
-                <w:szCs w:val="17"/>
-              </w:rPr>
-              <w:t>np.load(mmap_mode='r') - memory-mapped NumPy</w:t>
+            <w:proofErr w:type="spellStart"/>
+            <w:proofErr w:type="gramStart"/>
+            <w:r>
+              <w:rPr>
+                <w:sz w:val="17"/>
+                <w:szCs w:val="17"/>
+              </w:rPr>
+              <w:t>np.load</w:t>
+            </w:r>
+            <w:proofErr w:type="spellEnd"/>
+            <w:proofErr w:type="gramEnd"/>
+            <w:r>
+              <w:rPr>
+                <w:sz w:val="17"/>
+                <w:szCs w:val="17"/>
+              </w:rPr>
+              <w:t>(</w:t>
+            </w:r>
+            <w:proofErr w:type="spellStart"/>
+            <w:r>
+              <w:rPr>
+                <w:sz w:val="17"/>
+                <w:szCs w:val="17"/>
+              </w:rPr>
+              <w:t>mmap_mode</w:t>
+            </w:r>
+            <w:proofErr w:type="spellEnd"/>
+            <w:r>
+              <w:rPr>
+                <w:sz w:val="17"/>
+                <w:szCs w:val="17"/>
+              </w:rPr>
+              <w:t>='r') - memory-mapped NumPy</w:t>
             </w:r>
           </w:p>
         </w:tc>
@@ -1073,12 +1316,21 @@
             <w:hideMark/>
           </w:tcPr>
           <w:p>
-            <w:r>
-              <w:rPr>
-                <w:sz w:val="17"/>
-                <w:szCs w:val="17"/>
-              </w:rPr>
-              <w:t>Avoids loading full 5.4 GB array into RAM; pages in only the batches needed</w:t>
+            <w:proofErr w:type="gramStart"/>
+            <w:r>
+              <w:rPr>
+                <w:sz w:val="17"/>
+                <w:szCs w:val="17"/>
+              </w:rPr>
+              <w:t>Avoids</w:t>
+            </w:r>
+            <w:proofErr w:type="gramEnd"/>
+            <w:r>
+              <w:rPr>
+                <w:sz w:val="17"/>
+                <w:szCs w:val="17"/>
+              </w:rPr>
+              <w:t xml:space="preserve"> loading full 5.4 GB array into RAM; pages in only the batches needed</w:t>
             </w:r>
           </w:p>
         </w:tc>
@@ -1248,7 +1500,23 @@
                 <w:sz w:val="17"/>
                 <w:szCs w:val="17"/>
               </w:rPr>
-              <w:t>Fast hyperparameter screening (~5 min/epoch vs ~6.5 hrs/epoch on full data)</w:t>
+              <w:t xml:space="preserve">Fast hyperparameter screening (~5 min/epoch vs ~6.5 </w:t>
+            </w:r>
+            <w:proofErr w:type="spellStart"/>
+            <w:r>
+              <w:rPr>
+                <w:sz w:val="17"/>
+                <w:szCs w:val="17"/>
+              </w:rPr>
+              <w:t>hrs</w:t>
+            </w:r>
+            <w:proofErr w:type="spellEnd"/>
+            <w:r>
+              <w:rPr>
+                <w:sz w:val="17"/>
+                <w:szCs w:val="17"/>
+              </w:rPr>
+              <w:t>/epoch on full data)</w:t>
             </w:r>
           </w:p>
         </w:tc>
@@ -1447,7 +1715,23 @@
                 <w:sz w:val="17"/>
                 <w:szCs w:val="17"/>
               </w:rPr>
-              <w:t>Pre-computed split array from feature engineering pipeline (approx 70/15/15)</w:t>
+              <w:t>Pre-computed split array from feature engineering pipeline (</w:t>
+            </w:r>
+            <w:proofErr w:type="spellStart"/>
+            <w:r>
+              <w:rPr>
+                <w:sz w:val="17"/>
+                <w:szCs w:val="17"/>
+              </w:rPr>
+              <w:t>approx</w:t>
+            </w:r>
+            <w:proofErr w:type="spellEnd"/>
+            <w:r>
+              <w:rPr>
+                <w:sz w:val="17"/>
+                <w:szCs w:val="17"/>
+              </w:rPr>
+              <w:t xml:space="preserve"> 70/15/15)</w:t>
             </w:r>
           </w:p>
         </w:tc>
@@ -1527,13 +1811,49 @@
             <w:hideMark/>
           </w:tcPr>
           <w:p>
-            <w:r>
-              <w:rPr>
-                <w:sz w:val="17"/>
-                <w:szCs w:val="17"/>
-              </w:rPr>
-              <w:t>len(train) / (N_CLASSES x class_count) applied to nn.CrossEntropyLoss</w:t>
-            </w:r>
+            <w:proofErr w:type="spellStart"/>
+            <w:r>
+              <w:rPr>
+                <w:sz w:val="17"/>
+                <w:szCs w:val="17"/>
+              </w:rPr>
+              <w:t>len</w:t>
+            </w:r>
+            <w:proofErr w:type="spellEnd"/>
+            <w:r>
+              <w:rPr>
+                <w:sz w:val="17"/>
+                <w:szCs w:val="17"/>
+              </w:rPr>
+              <w:t xml:space="preserve">(train) / (N_CLASSES x </w:t>
+            </w:r>
+            <w:proofErr w:type="spellStart"/>
+            <w:r>
+              <w:rPr>
+                <w:sz w:val="17"/>
+                <w:szCs w:val="17"/>
+              </w:rPr>
+              <w:t>class_count</w:t>
+            </w:r>
+            <w:proofErr w:type="spellEnd"/>
+            <w:r>
+              <w:rPr>
+                <w:sz w:val="17"/>
+                <w:szCs w:val="17"/>
+              </w:rPr>
+              <w:t xml:space="preserve">) applied to </w:t>
+            </w:r>
+            <w:proofErr w:type="spellStart"/>
+            <w:proofErr w:type="gramStart"/>
+            <w:r>
+              <w:rPr>
+                <w:sz w:val="17"/>
+                <w:szCs w:val="17"/>
+              </w:rPr>
+              <w:t>nn.CrossEntropyLoss</w:t>
+            </w:r>
+            <w:proofErr w:type="spellEnd"/>
+            <w:proofErr w:type="gramEnd"/>
           </w:p>
         </w:tc>
         <w:tc>
@@ -1816,8 +2136,17 @@
                 <w:sz w:val="17"/>
                 <w:szCs w:val="17"/>
               </w:rPr>
-              <w:t>Temporal Cutmix</w:t>
-            </w:r>
+              <w:t xml:space="preserve">Temporal </w:t>
+            </w:r>
+            <w:proofErr w:type="spellStart"/>
+            <w:r>
+              <w:rPr>
+                <w:sz w:val="17"/>
+                <w:szCs w:val="17"/>
+              </w:rPr>
+              <w:t>Cutmix</w:t>
+            </w:r>
+            <w:proofErr w:type="spellEnd"/>
           </w:p>
         </w:tc>
         <w:tc>
@@ -1901,8 +2230,17 @@
                 <w:sz w:val="17"/>
                 <w:szCs w:val="17"/>
               </w:rPr>
-              <w:t>Temporal Mixup</w:t>
-            </w:r>
+              <w:t xml:space="preserve">Temporal </w:t>
+            </w:r>
+            <w:proofErr w:type="spellStart"/>
+            <w:r>
+              <w:rPr>
+                <w:sz w:val="17"/>
+                <w:szCs w:val="17"/>
+              </w:rPr>
+              <w:t>Mixup</w:t>
+            </w:r>
+            <w:proofErr w:type="spellEnd"/>
           </w:p>
         </w:tc>
         <w:tc>
@@ -2240,7 +2578,55 @@
                 <w:sz w:val="17"/>
                 <w:szCs w:val="17"/>
               </w:rPr>
-              <w:t>Two strided Conv1d layers (stride 2 + stride 4 = 8x downsampling) with BatchNorm + GELU + Dropout</w:t>
+              <w:t xml:space="preserve">Two </w:t>
+            </w:r>
+            <w:proofErr w:type="spellStart"/>
+            <w:r>
+              <w:rPr>
+                <w:sz w:val="17"/>
+                <w:szCs w:val="17"/>
+              </w:rPr>
+              <w:t>strided</w:t>
+            </w:r>
+            <w:proofErr w:type="spellEnd"/>
+            <w:r>
+              <w:rPr>
+                <w:sz w:val="17"/>
+                <w:szCs w:val="17"/>
+              </w:rPr>
+              <w:t xml:space="preserve"> Conv1d layers (stride 2 + stride 4 = 8x </w:t>
+            </w:r>
+            <w:proofErr w:type="spellStart"/>
+            <w:r>
+              <w:rPr>
+                <w:sz w:val="17"/>
+                <w:szCs w:val="17"/>
+              </w:rPr>
+              <w:t>downsampling</w:t>
+            </w:r>
+            <w:proofErr w:type="spellEnd"/>
+            <w:r>
+              <w:rPr>
+                <w:sz w:val="17"/>
+                <w:szCs w:val="17"/>
+              </w:rPr>
+              <w:t xml:space="preserve">) with </w:t>
+            </w:r>
+            <w:proofErr w:type="spellStart"/>
+            <w:r>
+              <w:rPr>
+                <w:sz w:val="17"/>
+                <w:szCs w:val="17"/>
+              </w:rPr>
+              <w:t>BatchNorm</w:t>
+            </w:r>
+            <w:proofErr w:type="spellEnd"/>
+            <w:r>
+              <w:rPr>
+                <w:sz w:val="17"/>
+                <w:szCs w:val="17"/>
+              </w:rPr>
+              <w:t xml:space="preserve"> + GELU + Dropout</w:t>
             </w:r>
           </w:p>
         </w:tc>
@@ -2325,7 +2711,41 @@
                 <w:sz w:val="17"/>
                 <w:szCs w:val="17"/>
               </w:rPr>
-              <w:t>Learnable nn.Parameter(1, 2000, d_model)</w:t>
+              <w:t xml:space="preserve">Learnable </w:t>
+            </w:r>
+            <w:proofErr w:type="spellStart"/>
+            <w:proofErr w:type="gramStart"/>
+            <w:r>
+              <w:rPr>
+                <w:sz w:val="17"/>
+                <w:szCs w:val="17"/>
+              </w:rPr>
+              <w:t>nn.Parameter</w:t>
+            </w:r>
+            <w:proofErr w:type="spellEnd"/>
+            <w:proofErr w:type="gramEnd"/>
+            <w:r>
+              <w:rPr>
+                <w:sz w:val="17"/>
+                <w:szCs w:val="17"/>
+              </w:rPr>
+              <w:t xml:space="preserve">(1, 2000, </w:t>
+            </w:r>
+            <w:proofErr w:type="spellStart"/>
+            <w:r>
+              <w:rPr>
+                <w:sz w:val="17"/>
+                <w:szCs w:val="17"/>
+              </w:rPr>
+              <w:t>d_model</w:t>
+            </w:r>
+            <w:proofErr w:type="spellEnd"/>
+            <w:r>
+              <w:rPr>
+                <w:sz w:val="17"/>
+                <w:szCs w:val="17"/>
+              </w:rPr>
+              <w:t>)</w:t>
             </w:r>
           </w:p>
         </w:tc>
@@ -2409,7 +2829,71 @@
                 <w:sz w:val="17"/>
                 <w:szCs w:val="17"/>
               </w:rPr>
-              <w:t>4 x TransformerEncoderLayer (d_model=256, 8 heads, dim_ff=1024, GELU, batch_first)</w:t>
+              <w:t xml:space="preserve">4 x </w:t>
+            </w:r>
+            <w:proofErr w:type="spellStart"/>
+            <w:r>
+              <w:rPr>
+                <w:sz w:val="17"/>
+                <w:szCs w:val="17"/>
+              </w:rPr>
+              <w:t>TransformerEncoderLayer</w:t>
+            </w:r>
+            <w:proofErr w:type="spellEnd"/>
+            <w:r>
+              <w:rPr>
+                <w:sz w:val="17"/>
+                <w:szCs w:val="17"/>
+              </w:rPr>
+              <w:t xml:space="preserve"> (</w:t>
+            </w:r>
+            <w:proofErr w:type="spellStart"/>
+            <w:r>
+              <w:rPr>
+                <w:sz w:val="17"/>
+                <w:szCs w:val="17"/>
+              </w:rPr>
+              <w:t>d_model</w:t>
+            </w:r>
+            <w:proofErr w:type="spellEnd"/>
+            <w:r>
+              <w:rPr>
+                <w:sz w:val="17"/>
+                <w:szCs w:val="17"/>
+              </w:rPr>
+              <w:t xml:space="preserve">=256, 8 heads, </w:t>
+            </w:r>
+            <w:proofErr w:type="spellStart"/>
+            <w:r>
+              <w:rPr>
+                <w:sz w:val="17"/>
+                <w:szCs w:val="17"/>
+              </w:rPr>
+              <w:t>dim_ff</w:t>
+            </w:r>
+            <w:proofErr w:type="spellEnd"/>
+            <w:r>
+              <w:rPr>
+                <w:sz w:val="17"/>
+                <w:szCs w:val="17"/>
+              </w:rPr>
+              <w:t xml:space="preserve">=1024, GELU, </w:t>
+            </w:r>
+            <w:proofErr w:type="spellStart"/>
+            <w:r>
+              <w:rPr>
+                <w:sz w:val="17"/>
+                <w:szCs w:val="17"/>
+              </w:rPr>
+              <w:t>batch_first</w:t>
+            </w:r>
+            <w:proofErr w:type="spellEnd"/>
+            <w:r>
+              <w:rPr>
+                <w:sz w:val="17"/>
+                <w:szCs w:val="17"/>
+              </w:rPr>
+              <w:t>)</w:t>
             </w:r>
           </w:p>
         </w:tc>
@@ -2490,12 +2974,62 @@
             <w:hideMark/>
           </w:tcPr>
           <w:p>
-            <w:r>
-              <w:rPr>
-                <w:sz w:val="17"/>
-                <w:szCs w:val="17"/>
-              </w:rPr>
-              <w:t>nn.functional.interpolate(mask, mode='nearest') to downsample mask to compressed length</w:t>
+            <w:proofErr w:type="spellStart"/>
+            <w:proofErr w:type="gramStart"/>
+            <w:r>
+              <w:rPr>
+                <w:sz w:val="17"/>
+                <w:szCs w:val="17"/>
+              </w:rPr>
+              <w:t>nn.functional</w:t>
+            </w:r>
+            <w:proofErr w:type="gramEnd"/>
+            <w:r>
+              <w:rPr>
+                <w:sz w:val="17"/>
+                <w:szCs w:val="17"/>
+              </w:rPr>
+              <w:t>.</w:t>
+            </w:r>
+            <w:proofErr w:type="gramStart"/>
+            <w:r>
+              <w:rPr>
+                <w:sz w:val="17"/>
+                <w:szCs w:val="17"/>
+              </w:rPr>
+              <w:t>interpolate</w:t>
+            </w:r>
+            <w:proofErr w:type="spellEnd"/>
+            <w:r>
+              <w:rPr>
+                <w:sz w:val="17"/>
+                <w:szCs w:val="17"/>
+              </w:rPr>
+              <w:t>(</w:t>
+            </w:r>
+            <w:proofErr w:type="gramEnd"/>
+            <w:r>
+              <w:rPr>
+                <w:sz w:val="17"/>
+                <w:szCs w:val="17"/>
+              </w:rPr>
+              <w:t xml:space="preserve">mask, mode='nearest') to </w:t>
+            </w:r>
+            <w:proofErr w:type="spellStart"/>
+            <w:r>
+              <w:rPr>
+                <w:sz w:val="17"/>
+                <w:szCs w:val="17"/>
+              </w:rPr>
+              <w:t>downsample</w:t>
+            </w:r>
+            <w:proofErr w:type="spellEnd"/>
+            <w:r>
+              <w:rPr>
+                <w:sz w:val="17"/>
+                <w:szCs w:val="17"/>
+              </w:rPr>
+              <w:t xml:space="preserve"> mask to compressed length</w:t>
             </w:r>
           </w:p>
         </w:tc>
@@ -2579,7 +3113,48 @@
                 <w:sz w:val="17"/>
                 <w:szCs w:val="17"/>
               </w:rPr>
-              <w:t>(x * mask).sum() / mask.sum() over time dimension</w:t>
+              <w:t>(x * mask</w:t>
+            </w:r>
+            <w:proofErr w:type="gramStart"/>
+            <w:r>
+              <w:rPr>
+                <w:sz w:val="17"/>
+                <w:szCs w:val="17"/>
+              </w:rPr>
+              <w:t>).sum</w:t>
+            </w:r>
+            <w:proofErr w:type="gramEnd"/>
+            <w:r>
+              <w:rPr>
+                <w:sz w:val="17"/>
+                <w:szCs w:val="17"/>
+              </w:rPr>
+              <w:t xml:space="preserve">() / </w:t>
+            </w:r>
+            <w:proofErr w:type="spellStart"/>
+            <w:proofErr w:type="gramStart"/>
+            <w:r>
+              <w:rPr>
+                <w:sz w:val="17"/>
+                <w:szCs w:val="17"/>
+              </w:rPr>
+              <w:t>mask.sum</w:t>
+            </w:r>
+            <w:proofErr w:type="spellEnd"/>
+            <w:r>
+              <w:rPr>
+                <w:sz w:val="17"/>
+                <w:szCs w:val="17"/>
+              </w:rPr>
+              <w:t>(</w:t>
+            </w:r>
+            <w:proofErr w:type="gramEnd"/>
+            <w:r>
+              <w:rPr>
+                <w:sz w:val="17"/>
+                <w:szCs w:val="17"/>
+              </w:rPr>
+              <w:t>) over time dimension</w:t>
             </w:r>
           </w:p>
         </w:tc>
@@ -2606,7 +3181,23 @@
                 <w:sz w:val="17"/>
                 <w:szCs w:val="17"/>
               </w:rPr>
-              <w:t>Averages only over real timesteps, not padding - critical for short flights with large padded regions</w:t>
+              <w:t xml:space="preserve">Averages only over real timesteps, not padding - critical for short flights with </w:t>
+            </w:r>
+            <w:proofErr w:type="gramStart"/>
+            <w:r>
+              <w:rPr>
+                <w:sz w:val="17"/>
+                <w:szCs w:val="17"/>
+              </w:rPr>
+              <w:t>large padded</w:t>
+            </w:r>
+            <w:proofErr w:type="gramEnd"/>
+            <w:r>
+              <w:rPr>
+                <w:sz w:val="17"/>
+                <w:szCs w:val="17"/>
+              </w:rPr>
+              <w:t xml:space="preserve"> regions</w:t>
             </w:r>
           </w:p>
         </w:tc>
@@ -2631,6 +3222,7 @@
             <w:hideMark/>
           </w:tcPr>
           <w:p>
+            <w:proofErr w:type="spellStart"/>
             <w:r>
               <w:rPr>
                 <w:sz w:val="17"/>
@@ -2638,6 +3230,7 @@
               </w:rPr>
               <w:t>LayerNorm</w:t>
             </w:r>
+            <w:proofErr w:type="spellEnd"/>
           </w:p>
         </w:tc>
         <w:tc>
@@ -2659,12 +3252,39 @@
             <w:hideMark/>
           </w:tcPr>
           <w:p>
-            <w:r>
-              <w:rPr>
-                <w:sz w:val="17"/>
-                <w:szCs w:val="17"/>
-              </w:rPr>
-              <w:t>nn.LayerNorm(d_model) before classifier</w:t>
+            <w:proofErr w:type="spellStart"/>
+            <w:proofErr w:type="gramStart"/>
+            <w:r>
+              <w:rPr>
+                <w:sz w:val="17"/>
+                <w:szCs w:val="17"/>
+              </w:rPr>
+              <w:t>nn.LayerNorm</w:t>
+            </w:r>
+            <w:proofErr w:type="spellEnd"/>
+            <w:proofErr w:type="gramEnd"/>
+            <w:r>
+              <w:rPr>
+                <w:sz w:val="17"/>
+                <w:szCs w:val="17"/>
+              </w:rPr>
+              <w:t>(</w:t>
+            </w:r>
+            <w:proofErr w:type="spellStart"/>
+            <w:r>
+              <w:rPr>
+                <w:sz w:val="17"/>
+                <w:szCs w:val="17"/>
+              </w:rPr>
+              <w:t>d_model</w:t>
+            </w:r>
+            <w:proofErr w:type="spellEnd"/>
+            <w:r>
+              <w:rPr>
+                <w:sz w:val="17"/>
+                <w:szCs w:val="17"/>
+              </w:rPr>
+              <w:t>) before classifier</w:t>
             </w:r>
           </w:p>
         </w:tc>
@@ -2743,12 +3363,39 @@
             <w:hideMark/>
           </w:tcPr>
           <w:p>
-            <w:r>
-              <w:rPr>
-                <w:sz w:val="17"/>
-                <w:szCs w:val="17"/>
-              </w:rPr>
-              <w:t>nn.Linear(d_model, 2)</w:t>
+            <w:proofErr w:type="spellStart"/>
+            <w:proofErr w:type="gramStart"/>
+            <w:r>
+              <w:rPr>
+                <w:sz w:val="17"/>
+                <w:szCs w:val="17"/>
+              </w:rPr>
+              <w:t>nn.Linear</w:t>
+            </w:r>
+            <w:proofErr w:type="spellEnd"/>
+            <w:proofErr w:type="gramEnd"/>
+            <w:r>
+              <w:rPr>
+                <w:sz w:val="17"/>
+                <w:szCs w:val="17"/>
+              </w:rPr>
+              <w:t>(</w:t>
+            </w:r>
+            <w:proofErr w:type="spellStart"/>
+            <w:r>
+              <w:rPr>
+                <w:sz w:val="17"/>
+                <w:szCs w:val="17"/>
+              </w:rPr>
+              <w:t>d_model</w:t>
+            </w:r>
+            <w:proofErr w:type="spellEnd"/>
+            <w:r>
+              <w:rPr>
+                <w:sz w:val="17"/>
+                <w:szCs w:val="17"/>
+              </w:rPr>
+              <w:t>, 2)</w:t>
             </w:r>
           </w:p>
         </w:tc>
@@ -2969,12 +3616,37 @@
             <w:hideMark/>
           </w:tcPr>
           <w:p>
-            <w:r>
-              <w:rPr>
-                <w:sz w:val="17"/>
-                <w:szCs w:val="17"/>
-              </w:rPr>
-              <w:t>AdamW with weight_decay=1e-4</w:t>
+            <w:proofErr w:type="spellStart"/>
+            <w:r>
+              <w:rPr>
+                <w:sz w:val="17"/>
+                <w:szCs w:val="17"/>
+              </w:rPr>
+              <w:t>AdamW</w:t>
+            </w:r>
+            <w:proofErr w:type="spellEnd"/>
+            <w:r>
+              <w:rPr>
+                <w:sz w:val="17"/>
+                <w:szCs w:val="17"/>
+              </w:rPr>
+              <w:t xml:space="preserve"> with </w:t>
+            </w:r>
+            <w:proofErr w:type="spellStart"/>
+            <w:r>
+              <w:rPr>
+                <w:sz w:val="17"/>
+                <w:szCs w:val="17"/>
+              </w:rPr>
+              <w:t>weight_decay</w:t>
+            </w:r>
+            <w:proofErr w:type="spellEnd"/>
+            <w:r>
+              <w:rPr>
+                <w:sz w:val="17"/>
+                <w:szCs w:val="17"/>
+              </w:rPr>
+              <w:t>=1e-4</w:t>
             </w:r>
           </w:p>
         </w:tc>
@@ -3138,12 +3810,37 @@
             <w:hideMark/>
           </w:tcPr>
           <w:p>
-            <w:r>
-              <w:rPr>
-                <w:sz w:val="17"/>
-                <w:szCs w:val="17"/>
-              </w:rPr>
-              <w:t>CosineAnnealingLR (T_max=N_EPOCHS, eta_min=1e-6), stepped per epoch</w:t>
+            <w:proofErr w:type="spellStart"/>
+            <w:r>
+              <w:rPr>
+                <w:sz w:val="17"/>
+                <w:szCs w:val="17"/>
+              </w:rPr>
+              <w:t>CosineAnnealingLR</w:t>
+            </w:r>
+            <w:proofErr w:type="spellEnd"/>
+            <w:r>
+              <w:rPr>
+                <w:sz w:val="17"/>
+                <w:szCs w:val="17"/>
+              </w:rPr>
+              <w:t xml:space="preserve"> (T_max=N_EPOCHS, </w:t>
+            </w:r>
+            <w:proofErr w:type="spellStart"/>
+            <w:r>
+              <w:rPr>
+                <w:sz w:val="17"/>
+                <w:szCs w:val="17"/>
+              </w:rPr>
+              <w:t>eta_min</w:t>
+            </w:r>
+            <w:proofErr w:type="spellEnd"/>
+            <w:r>
+              <w:rPr>
+                <w:sz w:val="17"/>
+                <w:szCs w:val="17"/>
+              </w:rPr>
+              <w:t>=1e-6), stepped per epoch</w:t>
             </w:r>
           </w:p>
         </w:tc>
@@ -3170,7 +3867,23 @@
                 <w:sz w:val="17"/>
                 <w:szCs w:val="17"/>
               </w:rPr>
-              <w:t>Smoothly decays LR following cosine curve - more stable than OneCycleLR for this task</w:t>
+              <w:t xml:space="preserve">Smoothly decays LR following cosine curve - more stable than </w:t>
+            </w:r>
+            <w:proofErr w:type="spellStart"/>
+            <w:r>
+              <w:rPr>
+                <w:sz w:val="17"/>
+                <w:szCs w:val="17"/>
+              </w:rPr>
+              <w:t>OneCycleLR</w:t>
+            </w:r>
+            <w:proofErr w:type="spellEnd"/>
+            <w:r>
+              <w:rPr>
+                <w:sz w:val="17"/>
+                <w:szCs w:val="17"/>
+              </w:rPr>
+              <w:t xml:space="preserve"> for this task</w:t>
             </w:r>
           </w:p>
         </w:tc>
@@ -3223,12 +3936,37 @@
             <w:hideMark/>
           </w:tcPr>
           <w:p>
-            <w:r>
-              <w:rPr>
-                <w:sz w:val="17"/>
-                <w:szCs w:val="17"/>
-              </w:rPr>
-              <w:t>clip_grad_norm_(max_norm=1.0)</w:t>
+            <w:proofErr w:type="spellStart"/>
+            <w:r>
+              <w:rPr>
+                <w:sz w:val="17"/>
+                <w:szCs w:val="17"/>
+              </w:rPr>
+              <w:t>clip_grad_norm</w:t>
+            </w:r>
+            <w:proofErr w:type="spellEnd"/>
+            <w:r>
+              <w:rPr>
+                <w:sz w:val="17"/>
+                <w:szCs w:val="17"/>
+              </w:rPr>
+              <w:t>_(</w:t>
+            </w:r>
+            <w:proofErr w:type="spellStart"/>
+            <w:r>
+              <w:rPr>
+                <w:sz w:val="17"/>
+                <w:szCs w:val="17"/>
+              </w:rPr>
+              <w:t>max_norm</w:t>
+            </w:r>
+            <w:proofErr w:type="spellEnd"/>
+            <w:r>
+              <w:rPr>
+                <w:sz w:val="17"/>
+                <w:szCs w:val="17"/>
+              </w:rPr>
+              <w:t>=1.0)</w:t>
             </w:r>
           </w:p>
         </w:tc>
@@ -3397,7 +4135,41 @@
                 <w:sz w:val="17"/>
                 <w:szCs w:val="17"/>
               </w:rPr>
-              <w:t>SEED=42 for numpy, torch, random; cudnn.deterministic=True</w:t>
+              <w:t xml:space="preserve">SEED=42 for </w:t>
+            </w:r>
+            <w:proofErr w:type="spellStart"/>
+            <w:r>
+              <w:rPr>
+                <w:sz w:val="17"/>
+                <w:szCs w:val="17"/>
+              </w:rPr>
+              <w:t>numpy</w:t>
+            </w:r>
+            <w:proofErr w:type="spellEnd"/>
+            <w:r>
+              <w:rPr>
+                <w:sz w:val="17"/>
+                <w:szCs w:val="17"/>
+              </w:rPr>
+              <w:t xml:space="preserve">, torch, random; </w:t>
+            </w:r>
+            <w:proofErr w:type="spellStart"/>
+            <w:proofErr w:type="gramStart"/>
+            <w:r>
+              <w:rPr>
+                <w:sz w:val="17"/>
+                <w:szCs w:val="17"/>
+              </w:rPr>
+              <w:t>cudnn.deterministic</w:t>
+            </w:r>
+            <w:proofErr w:type="spellEnd"/>
+            <w:proofErr w:type="gramEnd"/>
+            <w:r>
+              <w:rPr>
+                <w:sz w:val="17"/>
+                <w:szCs w:val="17"/>
+              </w:rPr>
+              <w:t>=True</w:t>
             </w:r>
           </w:p>
         </w:tc>
@@ -3737,7 +4509,23 @@
                 <w:sz w:val="17"/>
                 <w:szCs w:val="17"/>
               </w:rPr>
-              <w:t>Threshold-dependent metrics at default 0.5 - shows operational performance</w:t>
+              <w:t xml:space="preserve">Threshold-dependent metrics at default 0.5 - </w:t>
+            </w:r>
+            <w:proofErr w:type="gramStart"/>
+            <w:r>
+              <w:rPr>
+                <w:sz w:val="17"/>
+                <w:szCs w:val="17"/>
+              </w:rPr>
+              <w:t>shows</w:t>
+            </w:r>
+            <w:proofErr w:type="gramEnd"/>
+            <w:r>
+              <w:rPr>
+                <w:sz w:val="17"/>
+                <w:szCs w:val="17"/>
+              </w:rPr>
+              <w:t xml:space="preserve"> operational performance</w:t>
             </w:r>
           </w:p>
         </w:tc>
@@ -3820,7 +4608,23 @@
                 <w:sz w:val="17"/>
                 <w:szCs w:val="17"/>
               </w:rPr>
-              <w:t>Monitors overfitting (train-val gap) and training stability</w:t>
+              <w:t>Monitors overfitting (train-</w:t>
+            </w:r>
+            <w:proofErr w:type="spellStart"/>
+            <w:r>
+              <w:rPr>
+                <w:sz w:val="17"/>
+                <w:szCs w:val="17"/>
+              </w:rPr>
+              <w:t>val</w:t>
+            </w:r>
+            <w:proofErr w:type="spellEnd"/>
+            <w:r>
+              <w:rPr>
+                <w:sz w:val="17"/>
+                <w:szCs w:val="17"/>
+              </w:rPr>
+              <w:t xml:space="preserve"> gap) and training stability</w:t>
             </w:r>
           </w:p>
         </w:tc>
@@ -3879,8 +4683,17 @@
                 <w:sz w:val="17"/>
                 <w:szCs w:val="17"/>
               </w:rPr>
-              <w:t>Group false negatives by label_grouped</w:t>
-            </w:r>
+              <w:t xml:space="preserve">Group false negatives by </w:t>
+            </w:r>
+            <w:proofErr w:type="spellStart"/>
+            <w:r>
+              <w:rPr>
+                <w:sz w:val="17"/>
+                <w:szCs w:val="17"/>
+              </w:rPr>
+              <w:t>label_grouped</w:t>
+            </w:r>
+            <w:proofErr w:type="spellEnd"/>
           </w:p>
         </w:tc>
         <w:tc>
@@ -3907,7 +4720,23 @@
                 <w:sz w:val="17"/>
                 <w:szCs w:val="17"/>
               </w:rPr>
-              <w:t>Identifies which failure types the model systematically misses - critical for safety</w:t>
+              <w:t xml:space="preserve">Identifies which failure </w:t>
+            </w:r>
+            <w:proofErr w:type="gramStart"/>
+            <w:r>
+              <w:rPr>
+                <w:sz w:val="17"/>
+                <w:szCs w:val="17"/>
+              </w:rPr>
+              <w:t>types</w:t>
+            </w:r>
+            <w:proofErr w:type="gramEnd"/>
+            <w:r>
+              <w:rPr>
+                <w:sz w:val="17"/>
+                <w:szCs w:val="17"/>
+              </w:rPr>
+              <w:t xml:space="preserve"> the model systematically misses - critical for safety</w:t>
             </w:r>
           </w:p>
         </w:tc>
@@ -3936,7 +4765,23 @@
                 <w:sz w:val="17"/>
                 <w:szCs w:val="17"/>
               </w:rPr>
-              <w:t>Errors by flight length</w:t>
+              <w:t xml:space="preserve">Errors </w:t>
+            </w:r>
+            <w:proofErr w:type="gramStart"/>
+            <w:r>
+              <w:rPr>
+                <w:sz w:val="17"/>
+                <w:szCs w:val="17"/>
+              </w:rPr>
+              <w:t>by</w:t>
+            </w:r>
+            <w:proofErr w:type="gramEnd"/>
+            <w:r>
+              <w:rPr>
+                <w:sz w:val="17"/>
+                <w:szCs w:val="17"/>
+              </w:rPr>
+              <w:t xml:space="preserve"> flight length</w:t>
             </w:r>
           </w:p>
         </w:tc>
@@ -4127,13 +4972,31 @@
             <w:hideMark/>
           </w:tcPr>
           <w:p>
-            <w:r>
-              <w:rPr>
-                <w:sz w:val="17"/>
-                <w:szCs w:val="17"/>
-              </w:rPr>
-              <w:t>sklearn calibration_curve</w:t>
-            </w:r>
+            <w:proofErr w:type="spellStart"/>
+            <w:r>
+              <w:rPr>
+                <w:sz w:val="17"/>
+                <w:szCs w:val="17"/>
+              </w:rPr>
+              <w:t>sklearn</w:t>
+            </w:r>
+            <w:proofErr w:type="spellEnd"/>
+            <w:r>
+              <w:rPr>
+                <w:sz w:val="17"/>
+                <w:szCs w:val="17"/>
+              </w:rPr>
+              <w:t xml:space="preserve"> </w:t>
+            </w:r>
+            <w:proofErr w:type="spellStart"/>
+            <w:r>
+              <w:rPr>
+                <w:sz w:val="17"/>
+                <w:szCs w:val="17"/>
+              </w:rPr>
+              <w:t>calibration_curve</w:t>
+            </w:r>
+            <w:proofErr w:type="spellEnd"/>
           </w:p>
         </w:tc>
         <w:tc>
@@ -4154,12 +5017,37 @@
             <w:hideMark/>
           </w:tcPr>
           <w:p>
-            <w:r>
-              <w:rPr>
-                <w:sz w:val="17"/>
-                <w:szCs w:val="17"/>
-              </w:rPr>
-              <w:t>Checks if predicted probabilities match actual frequencies - important for deployment</w:t>
+            <w:proofErr w:type="gramStart"/>
+            <w:r>
+              <w:rPr>
+                <w:sz w:val="17"/>
+                <w:szCs w:val="17"/>
+              </w:rPr>
+              <w:t>Checks</w:t>
+            </w:r>
+            <w:proofErr w:type="gramEnd"/>
+            <w:r>
+              <w:rPr>
+                <w:sz w:val="17"/>
+                <w:szCs w:val="17"/>
+              </w:rPr>
+              <w:t xml:space="preserve"> </w:t>
+            </w:r>
+            <w:proofErr w:type="gramStart"/>
+            <w:r>
+              <w:rPr>
+                <w:sz w:val="17"/>
+                <w:szCs w:val="17"/>
+              </w:rPr>
+              <w:t>if</w:t>
+            </w:r>
+            <w:proofErr w:type="gramEnd"/>
+            <w:r>
+              <w:rPr>
+                <w:sz w:val="17"/>
+                <w:szCs w:val="17"/>
+              </w:rPr>
+              <w:t xml:space="preserve"> predicted probabilities match actual frequencies - important for deployment</w:t>
             </w:r>
           </w:p>
         </w:tc>
@@ -4328,7 +5216,23 @@
                 <w:sz w:val="17"/>
                 <w:szCs w:val="17"/>
               </w:rPr>
-              <w:t>Finds deployment-ready thresholds; matches InceptionTime format for comparison</w:t>
+              <w:t xml:space="preserve">Finds deployment-ready thresholds; matches </w:t>
+            </w:r>
+            <w:proofErr w:type="spellStart"/>
+            <w:r>
+              <w:rPr>
+                <w:sz w:val="17"/>
+                <w:szCs w:val="17"/>
+              </w:rPr>
+              <w:t>InceptionTime</w:t>
+            </w:r>
+            <w:proofErr w:type="spellEnd"/>
+            <w:r>
+              <w:rPr>
+                <w:sz w:val="17"/>
+                <w:szCs w:val="17"/>
+              </w:rPr>
+              <w:t xml:space="preserve"> format for comparison</w:t>
             </w:r>
           </w:p>
         </w:tc>
@@ -4612,7 +5516,25 @@
                 <w:sz w:val="17"/>
                 <w:szCs w:val="17"/>
               </w:rPr>
-              <w:t>best_model.pt, test_predictions.csv, config.json per target variable</w:t>
+              <w:t xml:space="preserve">best_model.pt, test_predictions.csv, </w:t>
+            </w:r>
+            <w:proofErr w:type="spellStart"/>
+            <w:proofErr w:type="gramStart"/>
+            <w:r>
+              <w:rPr>
+                <w:sz w:val="17"/>
+                <w:szCs w:val="17"/>
+              </w:rPr>
+              <w:t>config.json</w:t>
+            </w:r>
+            <w:proofErr w:type="spellEnd"/>
+            <w:proofErr w:type="gramEnd"/>
+            <w:r>
+              <w:rPr>
+                <w:sz w:val="17"/>
+                <w:szCs w:val="17"/>
+              </w:rPr>
+              <w:t xml:space="preserve"> per target variable</w:t>
             </w:r>
           </w:p>
         </w:tc>
@@ -4691,12 +5613,55 @@
             <w:hideMark/>
           </w:tcPr>
           <w:p>
-            <w:r>
-              <w:rPr>
-                <w:sz w:val="17"/>
-                <w:szCs w:val="17"/>
-              </w:rPr>
-              <w:t>shutil.move to transformer_artifacts_{TARGET_VARIABLE}/</w:t>
+            <w:proofErr w:type="spellStart"/>
+            <w:proofErr w:type="gramStart"/>
+            <w:r>
+              <w:rPr>
+                <w:sz w:val="17"/>
+                <w:szCs w:val="17"/>
+              </w:rPr>
+              <w:t>shutil.move</w:t>
+            </w:r>
+            <w:proofErr w:type="spellEnd"/>
+            <w:proofErr w:type="gramEnd"/>
+            <w:r>
+              <w:rPr>
+                <w:sz w:val="17"/>
+                <w:szCs w:val="17"/>
+              </w:rPr>
+              <w:t xml:space="preserve"> to </w:t>
+            </w:r>
+            <w:proofErr w:type="spellStart"/>
+            <w:r>
+              <w:rPr>
+                <w:sz w:val="17"/>
+                <w:szCs w:val="17"/>
+              </w:rPr>
+              <w:t>transformer_</w:t>
+            </w:r>
+            <w:proofErr w:type="gramStart"/>
+            <w:r>
+              <w:rPr>
+                <w:sz w:val="17"/>
+                <w:szCs w:val="17"/>
+              </w:rPr>
+              <w:t>artifacts</w:t>
+            </w:r>
+            <w:proofErr w:type="spellEnd"/>
+            <w:r>
+              <w:rPr>
+                <w:sz w:val="17"/>
+                <w:szCs w:val="17"/>
+              </w:rPr>
+              <w:t>_{</w:t>
+            </w:r>
+            <w:proofErr w:type="gramEnd"/>
+            <w:r>
+              <w:rPr>
+                <w:sz w:val="17"/>
+                <w:szCs w:val="17"/>
+              </w:rPr>
+              <w:t>TARGET_VARIABLE}/</w:t>
             </w:r>
           </w:p>
         </w:tc>

--- a/Result/Insights.docx
+++ b/Result/Insights.docx
@@ -40,23 +40,7 @@
         </w:numPr>
       </w:pPr>
       <w:r>
-        <w:t xml:space="preserve">Dataset &amp; </w:t>
-      </w:r>
-      <w:proofErr w:type="spellStart"/>
-      <w:r>
-        <w:t>DataLoader</w:t>
-      </w:r>
-      <w:proofErr w:type="spellEnd"/>
-      <w:r>
-        <w:t xml:space="preserve"> — custom </w:t>
-      </w:r>
-      <w:proofErr w:type="spellStart"/>
-      <w:r>
-        <w:t>FlightDataset</w:t>
-      </w:r>
-      <w:proofErr w:type="spellEnd"/>
-      <w:r>
-        <w:t xml:space="preserve"> with temporal augmentations (training only), mask computation for variable-length flights</w:t>
+        <w:t>Dataset &amp; DataLoader — custom FlightDataset with temporal augmentations (training only), mask computation for variable-length flights</w:t>
       </w:r>
     </w:p>
     <w:p>
@@ -67,15 +51,7 @@
         </w:numPr>
       </w:pPr>
       <w:r>
-        <w:t xml:space="preserve">Model Definition — </w:t>
-      </w:r>
-      <w:proofErr w:type="spellStart"/>
-      <w:r>
-        <w:t>TimeSeriesTransformer</w:t>
-      </w:r>
-      <w:proofErr w:type="spellEnd"/>
-      <w:r>
-        <w:t xml:space="preserve"> with conv front-end + Transformer encoder</w:t>
+        <w:t>Model Definition — TimeSeriesTransformer with conv front-end + Transformer encoder</w:t>
       </w:r>
     </w:p>
     <w:p>
@@ -86,31 +62,7 @@
         </w:numPr>
       </w:pPr>
       <w:r>
-        <w:t xml:space="preserve">Training Setup — </w:t>
-      </w:r>
-      <w:proofErr w:type="spellStart"/>
-      <w:r>
-        <w:t>AdamW</w:t>
-      </w:r>
-      <w:proofErr w:type="spellEnd"/>
-      <w:r>
-        <w:t xml:space="preserve"> optimizer, weighted </w:t>
-      </w:r>
-      <w:proofErr w:type="spellStart"/>
-      <w:r>
-        <w:t>CrossEntropyLoss</w:t>
-      </w:r>
-      <w:proofErr w:type="spellEnd"/>
-      <w:r>
-        <w:t xml:space="preserve">, </w:t>
-      </w:r>
-      <w:proofErr w:type="spellStart"/>
-      <w:r>
-        <w:t>CosineAnnealingLR</w:t>
-      </w:r>
-      <w:proofErr w:type="spellEnd"/>
-      <w:r>
-        <w:t xml:space="preserve"> scheduler</w:t>
+        <w:t>Training Setup — AdamW optimizer, weighted CrossEntropyLoss, CosineAnnealingLR scheduler</w:t>
       </w:r>
     </w:p>
     <w:p>
@@ -121,15 +73,7 @@
         </w:numPr>
       </w:pPr>
       <w:r>
-        <w:t xml:space="preserve">Training Loop — PR-AUC checkpoint selection, gradient clipping, </w:t>
-      </w:r>
-      <w:proofErr w:type="spellStart"/>
-      <w:r>
-        <w:t>tqdm</w:t>
-      </w:r>
-      <w:proofErr w:type="spellEnd"/>
-      <w:r>
-        <w:t xml:space="preserve"> progress bars</w:t>
+        <w:t>Training Loop — PR-AUC checkpoint selection, gradient clipping, tqdm progress bars</w:t>
       </w:r>
     </w:p>
     <w:p>
@@ -237,15 +181,7 @@
     </w:p>
     <w:p>
       <w:r>
-        <w:t xml:space="preserve">Experiments 1–2 diagnosed the core problem: LR=1e-3 caused majority-class collapse (the model predicted everything as "at risk," achieving </w:t>
-      </w:r>
-      <w:proofErr w:type="spellStart"/>
-      <w:r>
-        <w:t>RecallFail</w:t>
-      </w:r>
-      <w:proofErr w:type="spellEnd"/>
-      <w:r>
-        <w:t>=1.0 but useless F1=0.35). Dropping to LR=3e-5 broke the collapse but was too conservative for the small dataset (PR-AUC=0.57). Experiment 3 found the sweet spot at LR=1e-4 with slight dropout increase (PR-</w:t>
+        <w:t>Experiments 1–2 diagnosed the core problem: LR=1e-3 caused majority-class collapse (the model predicted everything as "at risk," achieving RecallFail=1.0 but useless F1=0.35). Dropping to LR=3e-5 broke the collapse but was too conservative for the small dataset (PR-AUC=0.57). Experiment 3 found the sweet spot at LR=1e-4 with slight dropout increase (PR-</w:t>
       </w:r>
       <w:r>
         <w:lastRenderedPageBreak/>
@@ -344,15 +280,7 @@
         </w:numPr>
       </w:pPr>
       <w:r>
-        <w:t xml:space="preserve">The 5-day prediction horizon offers the best operational trade-off: F1=0.739 with </w:t>
-      </w:r>
-      <w:proofErr w:type="spellStart"/>
-      <w:r>
-        <w:t>RecallFail</w:t>
-      </w:r>
-      <w:proofErr w:type="spellEnd"/>
-      <w:r>
-        <w:t>=0.767 means the system catches 77% of at-risk flights while maintaining reasonable precision. The marginal improvement from 5d to 10d is small, suggesting most degradation signals emerge within 5 days.</w:t>
+        <w:t>The 5-day prediction horizon offers the best operational trade-off: F1=0.739 with RecallFail=0.767 means the system catches 77% of at-risk flights while maintaining reasonable precision. The marginal improvement from 5d to 10d is small, suggesting most degradation signals emerge within 5 days.</w:t>
       </w:r>
     </w:p>
     <w:p/>
@@ -463,11 +391,9 @@
       <w:pPr>
         <w:pStyle w:val="Heading2"/>
       </w:pPr>
-      <w:proofErr w:type="spellStart"/>
       <w:r>
         <w:t>Optuna</w:t>
       </w:r>
-      <w:proofErr w:type="spellEnd"/>
     </w:p>
     <w:p>
       <w:pPr>
@@ -506,7 +432,6 @@
       <w:r>
         <w:t xml:space="preserve"> using </w:t>
       </w:r>
-      <w:proofErr w:type="spellStart"/>
       <w:proofErr w:type="gramStart"/>
       <w:r>
         <w:t>study.enqueue</w:t>
@@ -517,23 +442,11 @@
       </w:r>
       <w:proofErr w:type="gramStart"/>
       <w:r>
-        <w:t>trial</w:t>
-      </w:r>
-      <w:proofErr w:type="spellEnd"/>
-      <w:r>
-        <w:t>(</w:t>
+        <w:t>trial(</w:t>
       </w:r>
       <w:proofErr w:type="gramEnd"/>
       <w:r>
-        <w:t xml:space="preserve">), so </w:t>
-      </w:r>
-      <w:proofErr w:type="spellStart"/>
-      <w:r>
-        <w:t>Optuna</w:t>
-      </w:r>
-      <w:proofErr w:type="spellEnd"/>
-      <w:r>
-        <w:t xml:space="preserve"> starts from a proven baseline instead of random guessing </w:t>
+        <w:t xml:space="preserve">), so Optuna starts from a proven baseline instead of random guessing </w:t>
       </w:r>
     </w:p>
     <w:p>
@@ -583,7 +496,6 @@
           <w:numId w:val="4"/>
         </w:numPr>
       </w:pPr>
-      <w:proofErr w:type="spellStart"/>
       <w:r>
         <w:rPr>
           <w:b/>
@@ -592,7 +504,6 @@
         <w:lastRenderedPageBreak/>
         <w:t>HyperbandPruner</w:t>
       </w:r>
-      <w:proofErr w:type="spellEnd"/>
       <w:r>
         <w:t xml:space="preserve">: Used </w:t>
       </w:r>
@@ -712,35 +623,15 @@
           <w:b/>
           <w:bCs/>
         </w:rPr>
-        <w:t xml:space="preserve">75% Recall (threshold = </w:t>
-      </w:r>
-      <w:proofErr w:type="gramStart"/>
-      <w:r>
-        <w:rPr>
-          <w:b/>
-          <w:bCs/>
-        </w:rPr>
-        <w:t>0.06)</w:t>
-      </w:r>
-      <w:r>
-        <w:t xml:space="preserve"> —</w:t>
-      </w:r>
-      <w:proofErr w:type="gramEnd"/>
-      <w:r>
-        <w:t xml:space="preserve"> Safety-prioritized mode</w:t>
-      </w:r>
-    </w:p>
-    <w:p>
-      <w:r>
-        <w:t xml:space="preserve">Lowering the threshold to 6% means the model is more aggressive at </w:t>
-      </w:r>
-      <w:proofErr w:type="gramStart"/>
-      <w:r>
-        <w:t>flagging — it</w:t>
-      </w:r>
-      <w:proofErr w:type="gramEnd"/>
-      <w:r>
-        <w:t xml:space="preserve"> catches </w:t>
+        <w:t>75% Recall (threshold = 0.06)</w:t>
+      </w:r>
+      <w:r>
+        <w:t xml:space="preserve"> — Safety-prioritized mode</w:t>
+      </w:r>
+    </w:p>
+    <w:p>
+      <w:r>
+        <w:t xml:space="preserve">Lowering the threshold to 6% means the model is more aggressive at flagging — it catches </w:t>
       </w:r>
       <w:r>
         <w:rPr>
@@ -750,52 +641,24 @@
         <w:t>76% of at-risk flights</w:t>
       </w:r>
       <w:r>
-        <w:t xml:space="preserve"> but precision drops to 58%, with 42 false alarms per 100 flags. You catch more dangerous </w:t>
-      </w:r>
-      <w:proofErr w:type="gramStart"/>
-      <w:r>
-        <w:t>flights</w:t>
-      </w:r>
-      <w:proofErr w:type="gramEnd"/>
-      <w:r>
-        <w:t xml:space="preserve"> but maintenance crews inspect more unnecessarily.</w:t>
-      </w:r>
-    </w:p>
-    <w:p>
-      <w:r>
-        <w:rPr>
-          <w:b/>
-          <w:bCs/>
-        </w:rPr>
-        <w:t xml:space="preserve">90% Recall (threshold = </w:t>
-      </w:r>
-      <w:proofErr w:type="gramStart"/>
-      <w:r>
-        <w:rPr>
-          <w:b/>
-          <w:bCs/>
-        </w:rPr>
-        <w:t>0.02)</w:t>
-      </w:r>
-      <w:r>
-        <w:t xml:space="preserve"> —</w:t>
-      </w:r>
-      <w:proofErr w:type="gramEnd"/>
-      <w:r>
-        <w:t xml:space="preserve"> Maximum safety mode</w:t>
-      </w:r>
-    </w:p>
-    <w:p>
-      <w:r>
-        <w:t xml:space="preserve">At just 2% threshold, the model flags almost everything </w:t>
-      </w:r>
-      <w:proofErr w:type="gramStart"/>
-      <w:r>
-        <w:t>suspicious —</w:t>
-      </w:r>
-      <w:proofErr w:type="gramEnd"/>
-      <w:r>
-        <w:t xml:space="preserve"> catching </w:t>
+        <w:t xml:space="preserve"> but precision drops to 58%, with 42 false alarms per 100 flags. You catch more dangerous flights but maintenance crews inspect more unnecessarily.</w:t>
+      </w:r>
+    </w:p>
+    <w:p>
+      <w:r>
+        <w:rPr>
+          <w:b/>
+          <w:bCs/>
+        </w:rPr>
+        <w:t>90% Recall (threshold = 0.02)</w:t>
+      </w:r>
+      <w:r>
+        <w:t xml:space="preserve"> — Maximum safety mode</w:t>
+      </w:r>
+    </w:p>
+    <w:p>
+      <w:r>
+        <w:t xml:space="preserve">At just 2% threshold, the model flags almost everything suspicious — catching </w:t>
       </w:r>
       <w:r>
         <w:rPr>
@@ -866,17 +729,8 @@
           <w:b/>
           <w:bCs/>
         </w:rPr>
-        <w:t xml:space="preserve">Ensemble of Transformer + </w:t>
-      </w:r>
-      <w:proofErr w:type="spellStart"/>
-      <w:r>
-        <w:rPr>
-          <w:b/>
-          <w:bCs/>
-        </w:rPr>
-        <w:t>InceptionTime</w:t>
-      </w:r>
-      <w:proofErr w:type="spellEnd"/>
+        <w:t>Ensemble of Transformer + InceptionTime</w:t>
+      </w:r>
       <w:r>
         <w:t xml:space="preserve"> — Since the two architectures capture different patterns (global attention vs local convolutions), a simple probability averaging ensemble could outperform both individual models.</w:t>
       </w:r>
@@ -1151,37 +1005,12 @@
             <w:hideMark/>
           </w:tcPr>
           <w:p>
-            <w:proofErr w:type="spellStart"/>
-            <w:r>
-              <w:rPr>
-                <w:sz w:val="17"/>
-                <w:szCs w:val="17"/>
-              </w:rPr>
-              <w:t>sequences.npy</w:t>
-            </w:r>
-            <w:proofErr w:type="spellEnd"/>
-            <w:r>
-              <w:rPr>
-                <w:sz w:val="17"/>
-                <w:szCs w:val="17"/>
-              </w:rPr>
-              <w:t xml:space="preserve"> (19,540 x 9,212 x 15), labels.csv, </w:t>
-            </w:r>
-            <w:proofErr w:type="spellStart"/>
-            <w:r>
-              <w:rPr>
-                <w:sz w:val="17"/>
-                <w:szCs w:val="17"/>
-              </w:rPr>
-              <w:t>seq_indices.npy</w:t>
-            </w:r>
-            <w:proofErr w:type="spellEnd"/>
-            <w:r>
-              <w:rPr>
-                <w:sz w:val="17"/>
-                <w:szCs w:val="17"/>
-              </w:rPr>
-              <w:t xml:space="preserve"> from feature engineering pipeline</w:t>
+            <w:r>
+              <w:rPr>
+                <w:sz w:val="17"/>
+                <w:szCs w:val="17"/>
+              </w:rPr>
+              <w:t>sequences.npy (19,540 x 9,212 x 15), labels.csv, seq_indices.npy from feature engineering pipeline</w:t>
             </w:r>
           </w:p>
         </w:tc>
@@ -1261,39 +1090,12 @@
             <w:hideMark/>
           </w:tcPr>
           <w:p>
-            <w:proofErr w:type="spellStart"/>
-            <w:proofErr w:type="gramStart"/>
-            <w:r>
-              <w:rPr>
-                <w:sz w:val="17"/>
-                <w:szCs w:val="17"/>
-              </w:rPr>
-              <w:t>np.load</w:t>
-            </w:r>
-            <w:proofErr w:type="spellEnd"/>
-            <w:proofErr w:type="gramEnd"/>
-            <w:r>
-              <w:rPr>
-                <w:sz w:val="17"/>
-                <w:szCs w:val="17"/>
-              </w:rPr>
-              <w:t>(</w:t>
-            </w:r>
-            <w:proofErr w:type="spellStart"/>
-            <w:r>
-              <w:rPr>
-                <w:sz w:val="17"/>
-                <w:szCs w:val="17"/>
-              </w:rPr>
-              <w:t>mmap_mode</w:t>
-            </w:r>
-            <w:proofErr w:type="spellEnd"/>
-            <w:r>
-              <w:rPr>
-                <w:sz w:val="17"/>
-                <w:szCs w:val="17"/>
-              </w:rPr>
-              <w:t>='r') - memory-mapped NumPy</w:t>
+            <w:r>
+              <w:rPr>
+                <w:sz w:val="17"/>
+                <w:szCs w:val="17"/>
+              </w:rPr>
+              <w:t>np.load(mmap_mode='r') - memory-mapped NumPy</w:t>
             </w:r>
           </w:p>
         </w:tc>
@@ -1316,21 +1118,12 @@
             <w:hideMark/>
           </w:tcPr>
           <w:p>
-            <w:proofErr w:type="gramStart"/>
-            <w:r>
-              <w:rPr>
-                <w:sz w:val="17"/>
-                <w:szCs w:val="17"/>
-              </w:rPr>
-              <w:t>Avoids</w:t>
-            </w:r>
-            <w:proofErr w:type="gramEnd"/>
-            <w:r>
-              <w:rPr>
-                <w:sz w:val="17"/>
-                <w:szCs w:val="17"/>
-              </w:rPr>
-              <w:t xml:space="preserve"> loading full 5.4 GB array into RAM; pages in only the batches needed</w:t>
+            <w:r>
+              <w:rPr>
+                <w:sz w:val="17"/>
+                <w:szCs w:val="17"/>
+              </w:rPr>
+              <w:t>Avoids loading full 5.4 GB array into RAM; pages in only the batches needed</w:t>
             </w:r>
           </w:p>
         </w:tc>
@@ -1500,23 +1293,7 @@
                 <w:sz w:val="17"/>
                 <w:szCs w:val="17"/>
               </w:rPr>
-              <w:t xml:space="preserve">Fast hyperparameter screening (~5 min/epoch vs ~6.5 </w:t>
-            </w:r>
-            <w:proofErr w:type="spellStart"/>
-            <w:r>
-              <w:rPr>
-                <w:sz w:val="17"/>
-                <w:szCs w:val="17"/>
-              </w:rPr>
-              <w:t>hrs</w:t>
-            </w:r>
-            <w:proofErr w:type="spellEnd"/>
-            <w:r>
-              <w:rPr>
-                <w:sz w:val="17"/>
-                <w:szCs w:val="17"/>
-              </w:rPr>
-              <w:t>/epoch on full data)</w:t>
+              <w:t>Fast hyperparameter screening (~5 min/epoch vs ~6.5 hrs/epoch on full data)</w:t>
             </w:r>
           </w:p>
         </w:tc>
@@ -1715,23 +1492,7 @@
                 <w:sz w:val="17"/>
                 <w:szCs w:val="17"/>
               </w:rPr>
-              <w:t>Pre-computed split array from feature engineering pipeline (</w:t>
-            </w:r>
-            <w:proofErr w:type="spellStart"/>
-            <w:r>
-              <w:rPr>
-                <w:sz w:val="17"/>
-                <w:szCs w:val="17"/>
-              </w:rPr>
-              <w:t>approx</w:t>
-            </w:r>
-            <w:proofErr w:type="spellEnd"/>
-            <w:r>
-              <w:rPr>
-                <w:sz w:val="17"/>
-                <w:szCs w:val="17"/>
-              </w:rPr>
-              <w:t xml:space="preserve"> 70/15/15)</w:t>
+              <w:t>Pre-computed split array from feature engineering pipeline (approx 70/15/15)</w:t>
             </w:r>
           </w:p>
         </w:tc>
@@ -1811,49 +1572,13 @@
             <w:hideMark/>
           </w:tcPr>
           <w:p>
-            <w:proofErr w:type="spellStart"/>
-            <w:r>
-              <w:rPr>
-                <w:sz w:val="17"/>
-                <w:szCs w:val="17"/>
-              </w:rPr>
-              <w:t>len</w:t>
-            </w:r>
-            <w:proofErr w:type="spellEnd"/>
-            <w:r>
-              <w:rPr>
-                <w:sz w:val="17"/>
-                <w:szCs w:val="17"/>
-              </w:rPr>
-              <w:t xml:space="preserve">(train) / (N_CLASSES x </w:t>
-            </w:r>
-            <w:proofErr w:type="spellStart"/>
-            <w:r>
-              <w:rPr>
-                <w:sz w:val="17"/>
-                <w:szCs w:val="17"/>
-              </w:rPr>
-              <w:t>class_count</w:t>
-            </w:r>
-            <w:proofErr w:type="spellEnd"/>
-            <w:r>
-              <w:rPr>
-                <w:sz w:val="17"/>
-                <w:szCs w:val="17"/>
-              </w:rPr>
-              <w:t xml:space="preserve">) applied to </w:t>
-            </w:r>
-            <w:proofErr w:type="spellStart"/>
-            <w:proofErr w:type="gramStart"/>
-            <w:r>
-              <w:rPr>
-                <w:sz w:val="17"/>
-                <w:szCs w:val="17"/>
-              </w:rPr>
-              <w:t>nn.CrossEntropyLoss</w:t>
-            </w:r>
-            <w:proofErr w:type="spellEnd"/>
-            <w:proofErr w:type="gramEnd"/>
+            <w:r>
+              <w:rPr>
+                <w:sz w:val="17"/>
+                <w:szCs w:val="17"/>
+              </w:rPr>
+              <w:t>len(train) / (N_CLASSES x class_count) applied to nn.CrossEntropyLoss</w:t>
+            </w:r>
           </w:p>
         </w:tc>
         <w:tc>
@@ -2136,17 +1861,8 @@
                 <w:sz w:val="17"/>
                 <w:szCs w:val="17"/>
               </w:rPr>
-              <w:t xml:space="preserve">Temporal </w:t>
-            </w:r>
-            <w:proofErr w:type="spellStart"/>
-            <w:r>
-              <w:rPr>
-                <w:sz w:val="17"/>
-                <w:szCs w:val="17"/>
-              </w:rPr>
-              <w:t>Cutmix</w:t>
-            </w:r>
-            <w:proofErr w:type="spellEnd"/>
+              <w:t>Temporal Cutmix</w:t>
+            </w:r>
           </w:p>
         </w:tc>
         <w:tc>
@@ -2230,17 +1946,8 @@
                 <w:sz w:val="17"/>
                 <w:szCs w:val="17"/>
               </w:rPr>
-              <w:t xml:space="preserve">Temporal </w:t>
-            </w:r>
-            <w:proofErr w:type="spellStart"/>
-            <w:r>
-              <w:rPr>
-                <w:sz w:val="17"/>
-                <w:szCs w:val="17"/>
-              </w:rPr>
-              <w:t>Mixup</w:t>
-            </w:r>
-            <w:proofErr w:type="spellEnd"/>
+              <w:t>Temporal Mixup</w:t>
+            </w:r>
           </w:p>
         </w:tc>
         <w:tc>
@@ -2578,55 +2285,7 @@
                 <w:sz w:val="17"/>
                 <w:szCs w:val="17"/>
               </w:rPr>
-              <w:t xml:space="preserve">Two </w:t>
-            </w:r>
-            <w:proofErr w:type="spellStart"/>
-            <w:r>
-              <w:rPr>
-                <w:sz w:val="17"/>
-                <w:szCs w:val="17"/>
-              </w:rPr>
-              <w:t>strided</w:t>
-            </w:r>
-            <w:proofErr w:type="spellEnd"/>
-            <w:r>
-              <w:rPr>
-                <w:sz w:val="17"/>
-                <w:szCs w:val="17"/>
-              </w:rPr>
-              <w:t xml:space="preserve"> Conv1d layers (stride 2 + stride 4 = 8x </w:t>
-            </w:r>
-            <w:proofErr w:type="spellStart"/>
-            <w:r>
-              <w:rPr>
-                <w:sz w:val="17"/>
-                <w:szCs w:val="17"/>
-              </w:rPr>
-              <w:t>downsampling</w:t>
-            </w:r>
-            <w:proofErr w:type="spellEnd"/>
-            <w:r>
-              <w:rPr>
-                <w:sz w:val="17"/>
-                <w:szCs w:val="17"/>
-              </w:rPr>
-              <w:t xml:space="preserve">) with </w:t>
-            </w:r>
-            <w:proofErr w:type="spellStart"/>
-            <w:r>
-              <w:rPr>
-                <w:sz w:val="17"/>
-                <w:szCs w:val="17"/>
-              </w:rPr>
-              <w:t>BatchNorm</w:t>
-            </w:r>
-            <w:proofErr w:type="spellEnd"/>
-            <w:r>
-              <w:rPr>
-                <w:sz w:val="17"/>
-                <w:szCs w:val="17"/>
-              </w:rPr>
-              <w:t xml:space="preserve"> + GELU + Dropout</w:t>
+              <w:t>Two strided Conv1d layers (stride 2 + stride 4 = 8x downsampling) with BatchNorm + GELU + Dropout</w:t>
             </w:r>
           </w:p>
         </w:tc>
@@ -2711,41 +2370,7 @@
                 <w:sz w:val="17"/>
                 <w:szCs w:val="17"/>
               </w:rPr>
-              <w:t xml:space="preserve">Learnable </w:t>
-            </w:r>
-            <w:proofErr w:type="spellStart"/>
-            <w:proofErr w:type="gramStart"/>
-            <w:r>
-              <w:rPr>
-                <w:sz w:val="17"/>
-                <w:szCs w:val="17"/>
-              </w:rPr>
-              <w:t>nn.Parameter</w:t>
-            </w:r>
-            <w:proofErr w:type="spellEnd"/>
-            <w:proofErr w:type="gramEnd"/>
-            <w:r>
-              <w:rPr>
-                <w:sz w:val="17"/>
-                <w:szCs w:val="17"/>
-              </w:rPr>
-              <w:t xml:space="preserve">(1, 2000, </w:t>
-            </w:r>
-            <w:proofErr w:type="spellStart"/>
-            <w:r>
-              <w:rPr>
-                <w:sz w:val="17"/>
-                <w:szCs w:val="17"/>
-              </w:rPr>
-              <w:t>d_model</w:t>
-            </w:r>
-            <w:proofErr w:type="spellEnd"/>
-            <w:r>
-              <w:rPr>
-                <w:sz w:val="17"/>
-                <w:szCs w:val="17"/>
-              </w:rPr>
-              <w:t>)</w:t>
+              <w:t>Learnable nn.Parameter(1, 2000, d_model)</w:t>
             </w:r>
           </w:p>
         </w:tc>
@@ -2829,71 +2454,7 @@
                 <w:sz w:val="17"/>
                 <w:szCs w:val="17"/>
               </w:rPr>
-              <w:t xml:space="preserve">4 x </w:t>
-            </w:r>
-            <w:proofErr w:type="spellStart"/>
-            <w:r>
-              <w:rPr>
-                <w:sz w:val="17"/>
-                <w:szCs w:val="17"/>
-              </w:rPr>
-              <w:t>TransformerEncoderLayer</w:t>
-            </w:r>
-            <w:proofErr w:type="spellEnd"/>
-            <w:r>
-              <w:rPr>
-                <w:sz w:val="17"/>
-                <w:szCs w:val="17"/>
-              </w:rPr>
-              <w:t xml:space="preserve"> (</w:t>
-            </w:r>
-            <w:proofErr w:type="spellStart"/>
-            <w:r>
-              <w:rPr>
-                <w:sz w:val="17"/>
-                <w:szCs w:val="17"/>
-              </w:rPr>
-              <w:t>d_model</w:t>
-            </w:r>
-            <w:proofErr w:type="spellEnd"/>
-            <w:r>
-              <w:rPr>
-                <w:sz w:val="17"/>
-                <w:szCs w:val="17"/>
-              </w:rPr>
-              <w:t xml:space="preserve">=256, 8 heads, </w:t>
-            </w:r>
-            <w:proofErr w:type="spellStart"/>
-            <w:r>
-              <w:rPr>
-                <w:sz w:val="17"/>
-                <w:szCs w:val="17"/>
-              </w:rPr>
-              <w:t>dim_ff</w:t>
-            </w:r>
-            <w:proofErr w:type="spellEnd"/>
-            <w:r>
-              <w:rPr>
-                <w:sz w:val="17"/>
-                <w:szCs w:val="17"/>
-              </w:rPr>
-              <w:t xml:space="preserve">=1024, GELU, </w:t>
-            </w:r>
-            <w:proofErr w:type="spellStart"/>
-            <w:r>
-              <w:rPr>
-                <w:sz w:val="17"/>
-                <w:szCs w:val="17"/>
-              </w:rPr>
-              <w:t>batch_first</w:t>
-            </w:r>
-            <w:proofErr w:type="spellEnd"/>
-            <w:r>
-              <w:rPr>
-                <w:sz w:val="17"/>
-                <w:szCs w:val="17"/>
-              </w:rPr>
-              <w:t>)</w:t>
+              <w:t>4 x TransformerEncoderLayer (d_model=256, 8 heads, dim_ff=1024, GELU, batch_first)</w:t>
             </w:r>
           </w:p>
         </w:tc>
@@ -2974,62 +2535,12 @@
             <w:hideMark/>
           </w:tcPr>
           <w:p>
-            <w:proofErr w:type="spellStart"/>
-            <w:proofErr w:type="gramStart"/>
-            <w:r>
-              <w:rPr>
-                <w:sz w:val="17"/>
-                <w:szCs w:val="17"/>
-              </w:rPr>
-              <w:t>nn.functional</w:t>
-            </w:r>
-            <w:proofErr w:type="gramEnd"/>
-            <w:r>
-              <w:rPr>
-                <w:sz w:val="17"/>
-                <w:szCs w:val="17"/>
-              </w:rPr>
-              <w:t>.</w:t>
-            </w:r>
-            <w:proofErr w:type="gramStart"/>
-            <w:r>
-              <w:rPr>
-                <w:sz w:val="17"/>
-                <w:szCs w:val="17"/>
-              </w:rPr>
-              <w:t>interpolate</w:t>
-            </w:r>
-            <w:proofErr w:type="spellEnd"/>
-            <w:r>
-              <w:rPr>
-                <w:sz w:val="17"/>
-                <w:szCs w:val="17"/>
-              </w:rPr>
-              <w:t>(</w:t>
-            </w:r>
-            <w:proofErr w:type="gramEnd"/>
-            <w:r>
-              <w:rPr>
-                <w:sz w:val="17"/>
-                <w:szCs w:val="17"/>
-              </w:rPr>
-              <w:t xml:space="preserve">mask, mode='nearest') to </w:t>
-            </w:r>
-            <w:proofErr w:type="spellStart"/>
-            <w:r>
-              <w:rPr>
-                <w:sz w:val="17"/>
-                <w:szCs w:val="17"/>
-              </w:rPr>
-              <w:t>downsample</w:t>
-            </w:r>
-            <w:proofErr w:type="spellEnd"/>
-            <w:r>
-              <w:rPr>
-                <w:sz w:val="17"/>
-                <w:szCs w:val="17"/>
-              </w:rPr>
-              <w:t xml:space="preserve"> mask to compressed length</w:t>
+            <w:r>
+              <w:rPr>
+                <w:sz w:val="17"/>
+                <w:szCs w:val="17"/>
+              </w:rPr>
+              <w:t>nn.functional.interpolate(mask, mode='nearest') to downsample mask to compressed length</w:t>
             </w:r>
           </w:p>
         </w:tc>
@@ -3113,48 +2624,7 @@
                 <w:sz w:val="17"/>
                 <w:szCs w:val="17"/>
               </w:rPr>
-              <w:t>(x * mask</w:t>
-            </w:r>
-            <w:proofErr w:type="gramStart"/>
-            <w:r>
-              <w:rPr>
-                <w:sz w:val="17"/>
-                <w:szCs w:val="17"/>
-              </w:rPr>
-              <w:t>).sum</w:t>
-            </w:r>
-            <w:proofErr w:type="gramEnd"/>
-            <w:r>
-              <w:rPr>
-                <w:sz w:val="17"/>
-                <w:szCs w:val="17"/>
-              </w:rPr>
-              <w:t xml:space="preserve">() / </w:t>
-            </w:r>
-            <w:proofErr w:type="spellStart"/>
-            <w:proofErr w:type="gramStart"/>
-            <w:r>
-              <w:rPr>
-                <w:sz w:val="17"/>
-                <w:szCs w:val="17"/>
-              </w:rPr>
-              <w:t>mask.sum</w:t>
-            </w:r>
-            <w:proofErr w:type="spellEnd"/>
-            <w:r>
-              <w:rPr>
-                <w:sz w:val="17"/>
-                <w:szCs w:val="17"/>
-              </w:rPr>
-              <w:t>(</w:t>
-            </w:r>
-            <w:proofErr w:type="gramEnd"/>
-            <w:r>
-              <w:rPr>
-                <w:sz w:val="17"/>
-                <w:szCs w:val="17"/>
-              </w:rPr>
-              <w:t>) over time dimension</w:t>
+              <w:t>(x * mask).sum() / mask.sum() over time dimension</w:t>
             </w:r>
           </w:p>
         </w:tc>
@@ -3181,23 +2651,7 @@
                 <w:sz w:val="17"/>
                 <w:szCs w:val="17"/>
               </w:rPr>
-              <w:t xml:space="preserve">Averages only over real timesteps, not padding - critical for short flights with </w:t>
-            </w:r>
-            <w:proofErr w:type="gramStart"/>
-            <w:r>
-              <w:rPr>
-                <w:sz w:val="17"/>
-                <w:szCs w:val="17"/>
-              </w:rPr>
-              <w:t>large padded</w:t>
-            </w:r>
-            <w:proofErr w:type="gramEnd"/>
-            <w:r>
-              <w:rPr>
-                <w:sz w:val="17"/>
-                <w:szCs w:val="17"/>
-              </w:rPr>
-              <w:t xml:space="preserve"> regions</w:t>
+              <w:t>Averages only over real timesteps, not padding - critical for short flights with large padded regions</w:t>
             </w:r>
           </w:p>
         </w:tc>
@@ -3222,7 +2676,6 @@
             <w:hideMark/>
           </w:tcPr>
           <w:p>
-            <w:proofErr w:type="spellStart"/>
             <w:r>
               <w:rPr>
                 <w:sz w:val="17"/>
@@ -3230,7 +2683,6 @@
               </w:rPr>
               <w:t>LayerNorm</w:t>
             </w:r>
-            <w:proofErr w:type="spellEnd"/>
           </w:p>
         </w:tc>
         <w:tc>
@@ -3252,39 +2704,12 @@
             <w:hideMark/>
           </w:tcPr>
           <w:p>
-            <w:proofErr w:type="spellStart"/>
-            <w:proofErr w:type="gramStart"/>
-            <w:r>
-              <w:rPr>
-                <w:sz w:val="17"/>
-                <w:szCs w:val="17"/>
-              </w:rPr>
-              <w:t>nn.LayerNorm</w:t>
-            </w:r>
-            <w:proofErr w:type="spellEnd"/>
-            <w:proofErr w:type="gramEnd"/>
-            <w:r>
-              <w:rPr>
-                <w:sz w:val="17"/>
-                <w:szCs w:val="17"/>
-              </w:rPr>
-              <w:t>(</w:t>
-            </w:r>
-            <w:proofErr w:type="spellStart"/>
-            <w:r>
-              <w:rPr>
-                <w:sz w:val="17"/>
-                <w:szCs w:val="17"/>
-              </w:rPr>
-              <w:t>d_model</w:t>
-            </w:r>
-            <w:proofErr w:type="spellEnd"/>
-            <w:r>
-              <w:rPr>
-                <w:sz w:val="17"/>
-                <w:szCs w:val="17"/>
-              </w:rPr>
-              <w:t>) before classifier</w:t>
+            <w:r>
+              <w:rPr>
+                <w:sz w:val="17"/>
+                <w:szCs w:val="17"/>
+              </w:rPr>
+              <w:t>nn.LayerNorm(d_model) before classifier</w:t>
             </w:r>
           </w:p>
         </w:tc>
@@ -3363,39 +2788,12 @@
             <w:hideMark/>
           </w:tcPr>
           <w:p>
-            <w:proofErr w:type="spellStart"/>
-            <w:proofErr w:type="gramStart"/>
-            <w:r>
-              <w:rPr>
-                <w:sz w:val="17"/>
-                <w:szCs w:val="17"/>
-              </w:rPr>
-              <w:t>nn.Linear</w:t>
-            </w:r>
-            <w:proofErr w:type="spellEnd"/>
-            <w:proofErr w:type="gramEnd"/>
-            <w:r>
-              <w:rPr>
-                <w:sz w:val="17"/>
-                <w:szCs w:val="17"/>
-              </w:rPr>
-              <w:t>(</w:t>
-            </w:r>
-            <w:proofErr w:type="spellStart"/>
-            <w:r>
-              <w:rPr>
-                <w:sz w:val="17"/>
-                <w:szCs w:val="17"/>
-              </w:rPr>
-              <w:t>d_model</w:t>
-            </w:r>
-            <w:proofErr w:type="spellEnd"/>
-            <w:r>
-              <w:rPr>
-                <w:sz w:val="17"/>
-                <w:szCs w:val="17"/>
-              </w:rPr>
-              <w:t>, 2)</w:t>
+            <w:r>
+              <w:rPr>
+                <w:sz w:val="17"/>
+                <w:szCs w:val="17"/>
+              </w:rPr>
+              <w:t>nn.Linear(d_model, 2)</w:t>
             </w:r>
           </w:p>
         </w:tc>
@@ -3616,37 +3014,12 @@
             <w:hideMark/>
           </w:tcPr>
           <w:p>
-            <w:proofErr w:type="spellStart"/>
-            <w:r>
-              <w:rPr>
-                <w:sz w:val="17"/>
-                <w:szCs w:val="17"/>
-              </w:rPr>
-              <w:t>AdamW</w:t>
-            </w:r>
-            <w:proofErr w:type="spellEnd"/>
-            <w:r>
-              <w:rPr>
-                <w:sz w:val="17"/>
-                <w:szCs w:val="17"/>
-              </w:rPr>
-              <w:t xml:space="preserve"> with </w:t>
-            </w:r>
-            <w:proofErr w:type="spellStart"/>
-            <w:r>
-              <w:rPr>
-                <w:sz w:val="17"/>
-                <w:szCs w:val="17"/>
-              </w:rPr>
-              <w:t>weight_decay</w:t>
-            </w:r>
-            <w:proofErr w:type="spellEnd"/>
-            <w:r>
-              <w:rPr>
-                <w:sz w:val="17"/>
-                <w:szCs w:val="17"/>
-              </w:rPr>
-              <w:t>=1e-4</w:t>
+            <w:r>
+              <w:rPr>
+                <w:sz w:val="17"/>
+                <w:szCs w:val="17"/>
+              </w:rPr>
+              <w:t>AdamW with weight_decay=1e-4</w:t>
             </w:r>
           </w:p>
         </w:tc>
@@ -3810,37 +3183,12 @@
             <w:hideMark/>
           </w:tcPr>
           <w:p>
-            <w:proofErr w:type="spellStart"/>
-            <w:r>
-              <w:rPr>
-                <w:sz w:val="17"/>
-                <w:szCs w:val="17"/>
-              </w:rPr>
-              <w:t>CosineAnnealingLR</w:t>
-            </w:r>
-            <w:proofErr w:type="spellEnd"/>
-            <w:r>
-              <w:rPr>
-                <w:sz w:val="17"/>
-                <w:szCs w:val="17"/>
-              </w:rPr>
-              <w:t xml:space="preserve"> (T_max=N_EPOCHS, </w:t>
-            </w:r>
-            <w:proofErr w:type="spellStart"/>
-            <w:r>
-              <w:rPr>
-                <w:sz w:val="17"/>
-                <w:szCs w:val="17"/>
-              </w:rPr>
-              <w:t>eta_min</w:t>
-            </w:r>
-            <w:proofErr w:type="spellEnd"/>
-            <w:r>
-              <w:rPr>
-                <w:sz w:val="17"/>
-                <w:szCs w:val="17"/>
-              </w:rPr>
-              <w:t>=1e-6), stepped per epoch</w:t>
+            <w:r>
+              <w:rPr>
+                <w:sz w:val="17"/>
+                <w:szCs w:val="17"/>
+              </w:rPr>
+              <w:t>CosineAnnealingLR (T_max=N_EPOCHS, eta_min=1e-6), stepped per epoch</w:t>
             </w:r>
           </w:p>
         </w:tc>
@@ -3867,23 +3215,7 @@
                 <w:sz w:val="17"/>
                 <w:szCs w:val="17"/>
               </w:rPr>
-              <w:t xml:space="preserve">Smoothly decays LR following cosine curve - more stable than </w:t>
-            </w:r>
-            <w:proofErr w:type="spellStart"/>
-            <w:r>
-              <w:rPr>
-                <w:sz w:val="17"/>
-                <w:szCs w:val="17"/>
-              </w:rPr>
-              <w:t>OneCycleLR</w:t>
-            </w:r>
-            <w:proofErr w:type="spellEnd"/>
-            <w:r>
-              <w:rPr>
-                <w:sz w:val="17"/>
-                <w:szCs w:val="17"/>
-              </w:rPr>
-              <w:t xml:space="preserve"> for this task</w:t>
+              <w:t>Smoothly decays LR following cosine curve - more stable than OneCycleLR for this task</w:t>
             </w:r>
           </w:p>
         </w:tc>
@@ -3936,37 +3268,12 @@
             <w:hideMark/>
           </w:tcPr>
           <w:p>
-            <w:proofErr w:type="spellStart"/>
-            <w:r>
-              <w:rPr>
-                <w:sz w:val="17"/>
-                <w:szCs w:val="17"/>
-              </w:rPr>
-              <w:t>clip_grad_norm</w:t>
-            </w:r>
-            <w:proofErr w:type="spellEnd"/>
-            <w:r>
-              <w:rPr>
-                <w:sz w:val="17"/>
-                <w:szCs w:val="17"/>
-              </w:rPr>
-              <w:t>_(</w:t>
-            </w:r>
-            <w:proofErr w:type="spellStart"/>
-            <w:r>
-              <w:rPr>
-                <w:sz w:val="17"/>
-                <w:szCs w:val="17"/>
-              </w:rPr>
-              <w:t>max_norm</w:t>
-            </w:r>
-            <w:proofErr w:type="spellEnd"/>
-            <w:r>
-              <w:rPr>
-                <w:sz w:val="17"/>
-                <w:szCs w:val="17"/>
-              </w:rPr>
-              <w:t>=1.0)</w:t>
+            <w:r>
+              <w:rPr>
+                <w:sz w:val="17"/>
+                <w:szCs w:val="17"/>
+              </w:rPr>
+              <w:t>clip_grad_norm_(max_norm=1.0)</w:t>
             </w:r>
           </w:p>
         </w:tc>
@@ -4135,41 +3442,7 @@
                 <w:sz w:val="17"/>
                 <w:szCs w:val="17"/>
               </w:rPr>
-              <w:t xml:space="preserve">SEED=42 for </w:t>
-            </w:r>
-            <w:proofErr w:type="spellStart"/>
-            <w:r>
-              <w:rPr>
-                <w:sz w:val="17"/>
-                <w:szCs w:val="17"/>
-              </w:rPr>
-              <w:t>numpy</w:t>
-            </w:r>
-            <w:proofErr w:type="spellEnd"/>
-            <w:r>
-              <w:rPr>
-                <w:sz w:val="17"/>
-                <w:szCs w:val="17"/>
-              </w:rPr>
-              <w:t xml:space="preserve">, torch, random; </w:t>
-            </w:r>
-            <w:proofErr w:type="spellStart"/>
-            <w:proofErr w:type="gramStart"/>
-            <w:r>
-              <w:rPr>
-                <w:sz w:val="17"/>
-                <w:szCs w:val="17"/>
-              </w:rPr>
-              <w:t>cudnn.deterministic</w:t>
-            </w:r>
-            <w:proofErr w:type="spellEnd"/>
-            <w:proofErr w:type="gramEnd"/>
-            <w:r>
-              <w:rPr>
-                <w:sz w:val="17"/>
-                <w:szCs w:val="17"/>
-              </w:rPr>
-              <w:t>=True</w:t>
+              <w:t>SEED=42 for numpy, torch, random; cudnn.deterministic=True</w:t>
             </w:r>
           </w:p>
         </w:tc>
@@ -4509,23 +3782,7 @@
                 <w:sz w:val="17"/>
                 <w:szCs w:val="17"/>
               </w:rPr>
-              <w:t xml:space="preserve">Threshold-dependent metrics at default 0.5 - </w:t>
-            </w:r>
-            <w:proofErr w:type="gramStart"/>
-            <w:r>
-              <w:rPr>
-                <w:sz w:val="17"/>
-                <w:szCs w:val="17"/>
-              </w:rPr>
-              <w:t>shows</w:t>
-            </w:r>
-            <w:proofErr w:type="gramEnd"/>
-            <w:r>
-              <w:rPr>
-                <w:sz w:val="17"/>
-                <w:szCs w:val="17"/>
-              </w:rPr>
-              <w:t xml:space="preserve"> operational performance</w:t>
+              <w:t>Threshold-dependent metrics at default 0.5 - shows operational performance</w:t>
             </w:r>
           </w:p>
         </w:tc>
@@ -4608,23 +3865,7 @@
                 <w:sz w:val="17"/>
                 <w:szCs w:val="17"/>
               </w:rPr>
-              <w:t>Monitors overfitting (train-</w:t>
-            </w:r>
-            <w:proofErr w:type="spellStart"/>
-            <w:r>
-              <w:rPr>
-                <w:sz w:val="17"/>
-                <w:szCs w:val="17"/>
-              </w:rPr>
-              <w:t>val</w:t>
-            </w:r>
-            <w:proofErr w:type="spellEnd"/>
-            <w:r>
-              <w:rPr>
-                <w:sz w:val="17"/>
-                <w:szCs w:val="17"/>
-              </w:rPr>
-              <w:t xml:space="preserve"> gap) and training stability</w:t>
+              <w:t>Monitors overfitting (train-val gap) and training stability</w:t>
             </w:r>
           </w:p>
         </w:tc>
@@ -4683,17 +3924,8 @@
                 <w:sz w:val="17"/>
                 <w:szCs w:val="17"/>
               </w:rPr>
-              <w:t xml:space="preserve">Group false negatives by </w:t>
-            </w:r>
-            <w:proofErr w:type="spellStart"/>
-            <w:r>
-              <w:rPr>
-                <w:sz w:val="17"/>
-                <w:szCs w:val="17"/>
-              </w:rPr>
-              <w:t>label_grouped</w:t>
-            </w:r>
-            <w:proofErr w:type="spellEnd"/>
+              <w:t>Group false negatives by label_grouped</w:t>
+            </w:r>
           </w:p>
         </w:tc>
         <w:tc>
@@ -4720,23 +3952,7 @@
                 <w:sz w:val="17"/>
                 <w:szCs w:val="17"/>
               </w:rPr>
-              <w:t xml:space="preserve">Identifies which failure </w:t>
-            </w:r>
-            <w:proofErr w:type="gramStart"/>
-            <w:r>
-              <w:rPr>
-                <w:sz w:val="17"/>
-                <w:szCs w:val="17"/>
-              </w:rPr>
-              <w:t>types</w:t>
-            </w:r>
-            <w:proofErr w:type="gramEnd"/>
-            <w:r>
-              <w:rPr>
-                <w:sz w:val="17"/>
-                <w:szCs w:val="17"/>
-              </w:rPr>
-              <w:t xml:space="preserve"> the model systematically misses - critical for safety</w:t>
+              <w:t>Identifies which failure types the model systematically misses - critical for safety</w:t>
             </w:r>
           </w:p>
         </w:tc>
@@ -4765,23 +3981,7 @@
                 <w:sz w:val="17"/>
                 <w:szCs w:val="17"/>
               </w:rPr>
-              <w:t xml:space="preserve">Errors </w:t>
-            </w:r>
-            <w:proofErr w:type="gramStart"/>
-            <w:r>
-              <w:rPr>
-                <w:sz w:val="17"/>
-                <w:szCs w:val="17"/>
-              </w:rPr>
-              <w:t>by</w:t>
-            </w:r>
-            <w:proofErr w:type="gramEnd"/>
-            <w:r>
-              <w:rPr>
-                <w:sz w:val="17"/>
-                <w:szCs w:val="17"/>
-              </w:rPr>
-              <w:t xml:space="preserve"> flight length</w:t>
+              <w:t>Errors by flight length</w:t>
             </w:r>
           </w:p>
         </w:tc>
@@ -4972,31 +4172,13 @@
             <w:hideMark/>
           </w:tcPr>
           <w:p>
-            <w:proofErr w:type="spellStart"/>
-            <w:r>
-              <w:rPr>
-                <w:sz w:val="17"/>
-                <w:szCs w:val="17"/>
-              </w:rPr>
-              <w:t>sklearn</w:t>
-            </w:r>
-            <w:proofErr w:type="spellEnd"/>
-            <w:r>
-              <w:rPr>
-                <w:sz w:val="17"/>
-                <w:szCs w:val="17"/>
-              </w:rPr>
-              <w:t xml:space="preserve"> </w:t>
-            </w:r>
-            <w:proofErr w:type="spellStart"/>
-            <w:r>
-              <w:rPr>
-                <w:sz w:val="17"/>
-                <w:szCs w:val="17"/>
-              </w:rPr>
-              <w:t>calibration_curve</w:t>
-            </w:r>
-            <w:proofErr w:type="spellEnd"/>
+            <w:r>
+              <w:rPr>
+                <w:sz w:val="17"/>
+                <w:szCs w:val="17"/>
+              </w:rPr>
+              <w:t>sklearn calibration_curve</w:t>
+            </w:r>
           </w:p>
         </w:tc>
         <w:tc>
@@ -5017,37 +4199,12 @@
             <w:hideMark/>
           </w:tcPr>
           <w:p>
-            <w:proofErr w:type="gramStart"/>
-            <w:r>
-              <w:rPr>
-                <w:sz w:val="17"/>
-                <w:szCs w:val="17"/>
-              </w:rPr>
-              <w:t>Checks</w:t>
-            </w:r>
-            <w:proofErr w:type="gramEnd"/>
-            <w:r>
-              <w:rPr>
-                <w:sz w:val="17"/>
-                <w:szCs w:val="17"/>
-              </w:rPr>
-              <w:t xml:space="preserve"> </w:t>
-            </w:r>
-            <w:proofErr w:type="gramStart"/>
-            <w:r>
-              <w:rPr>
-                <w:sz w:val="17"/>
-                <w:szCs w:val="17"/>
-              </w:rPr>
-              <w:t>if</w:t>
-            </w:r>
-            <w:proofErr w:type="gramEnd"/>
-            <w:r>
-              <w:rPr>
-                <w:sz w:val="17"/>
-                <w:szCs w:val="17"/>
-              </w:rPr>
-              <w:t xml:space="preserve"> predicted probabilities match actual frequencies - important for deployment</w:t>
+            <w:r>
+              <w:rPr>
+                <w:sz w:val="17"/>
+                <w:szCs w:val="17"/>
+              </w:rPr>
+              <w:t>Checks if predicted probabilities match actual frequencies - important for deployment</w:t>
             </w:r>
           </w:p>
         </w:tc>
@@ -5216,23 +4373,7 @@
                 <w:sz w:val="17"/>
                 <w:szCs w:val="17"/>
               </w:rPr>
-              <w:t xml:space="preserve">Finds deployment-ready thresholds; matches </w:t>
-            </w:r>
-            <w:proofErr w:type="spellStart"/>
-            <w:r>
-              <w:rPr>
-                <w:sz w:val="17"/>
-                <w:szCs w:val="17"/>
-              </w:rPr>
-              <w:t>InceptionTime</w:t>
-            </w:r>
-            <w:proofErr w:type="spellEnd"/>
-            <w:r>
-              <w:rPr>
-                <w:sz w:val="17"/>
-                <w:szCs w:val="17"/>
-              </w:rPr>
-              <w:t xml:space="preserve"> format for comparison</w:t>
+              <w:t>Finds deployment-ready thresholds; matches InceptionTime format for comparison</w:t>
             </w:r>
           </w:p>
         </w:tc>
@@ -5516,25 +4657,7 @@
                 <w:sz w:val="17"/>
                 <w:szCs w:val="17"/>
               </w:rPr>
-              <w:t xml:space="preserve">best_model.pt, test_predictions.csv, </w:t>
-            </w:r>
-            <w:proofErr w:type="spellStart"/>
-            <w:proofErr w:type="gramStart"/>
-            <w:r>
-              <w:rPr>
-                <w:sz w:val="17"/>
-                <w:szCs w:val="17"/>
-              </w:rPr>
-              <w:t>config.json</w:t>
-            </w:r>
-            <w:proofErr w:type="spellEnd"/>
-            <w:proofErr w:type="gramEnd"/>
-            <w:r>
-              <w:rPr>
-                <w:sz w:val="17"/>
-                <w:szCs w:val="17"/>
-              </w:rPr>
-              <w:t xml:space="preserve"> per target variable</w:t>
+              <w:t>best_model.pt, test_predictions.csv, config.json per target variable</w:t>
             </w:r>
           </w:p>
         </w:tc>
@@ -5613,55 +4736,12 @@
             <w:hideMark/>
           </w:tcPr>
           <w:p>
-            <w:proofErr w:type="spellStart"/>
-            <w:proofErr w:type="gramStart"/>
-            <w:r>
-              <w:rPr>
-                <w:sz w:val="17"/>
-                <w:szCs w:val="17"/>
-              </w:rPr>
-              <w:t>shutil.move</w:t>
-            </w:r>
-            <w:proofErr w:type="spellEnd"/>
-            <w:proofErr w:type="gramEnd"/>
-            <w:r>
-              <w:rPr>
-                <w:sz w:val="17"/>
-                <w:szCs w:val="17"/>
-              </w:rPr>
-              <w:t xml:space="preserve"> to </w:t>
-            </w:r>
-            <w:proofErr w:type="spellStart"/>
-            <w:r>
-              <w:rPr>
-                <w:sz w:val="17"/>
-                <w:szCs w:val="17"/>
-              </w:rPr>
-              <w:t>transformer_</w:t>
-            </w:r>
-            <w:proofErr w:type="gramStart"/>
-            <w:r>
-              <w:rPr>
-                <w:sz w:val="17"/>
-                <w:szCs w:val="17"/>
-              </w:rPr>
-              <w:t>artifacts</w:t>
-            </w:r>
-            <w:proofErr w:type="spellEnd"/>
-            <w:r>
-              <w:rPr>
-                <w:sz w:val="17"/>
-                <w:szCs w:val="17"/>
-              </w:rPr>
-              <w:t>_{</w:t>
-            </w:r>
-            <w:proofErr w:type="gramEnd"/>
-            <w:r>
-              <w:rPr>
-                <w:sz w:val="17"/>
-                <w:szCs w:val="17"/>
-              </w:rPr>
-              <w:t>TARGET_VARIABLE}/</w:t>
+            <w:r>
+              <w:rPr>
+                <w:sz w:val="17"/>
+                <w:szCs w:val="17"/>
+              </w:rPr>
+              <w:t>shutil.move to transformer_artifacts_{TARGET_VARIABLE}/</w:t>
             </w:r>
           </w:p>
         </w:tc>
@@ -5694,6 +4774,590 @@
         </w:tc>
       </w:tr>
     </w:tbl>
+    <w:p/>
+    <w:p>
+      <w:pPr>
+        <w:rPr>
+          <w:b/>
+          <w:bCs/>
+        </w:rPr>
+      </w:pPr>
+      <w:r>
+        <w:rPr>
+          <w:b/>
+          <w:bCs/>
+        </w:rPr>
+        <w:t>Bước 6: Kiến trúc Model (Chi tiết)</w:t>
+      </w:r>
+    </w:p>
+    <w:p>
+      <w:pPr>
+        <w:rPr>
+          <w:b/>
+          <w:bCs/>
+        </w:rPr>
+      </w:pPr>
+      <w:r>
+        <w:rPr>
+          <w:b/>
+          <w:bCs/>
+        </w:rPr>
+        <w:t>6.1 Conv Front-End — Tại sao cần nén?</w:t>
+      </w:r>
+    </w:p>
+    <w:p>
+      <w:r>
+        <w:t xml:space="preserve">Hãy tưởng tượng mỗi chuyến bay là một bài văn dài </w:t>
+      </w:r>
+      <w:r>
+        <w:rPr>
+          <w:b/>
+          <w:bCs/>
+        </w:rPr>
+        <w:t>9,212 từ</w:t>
+      </w:r>
+      <w:r>
+        <w:t xml:space="preserve"> (timestep). Transformer cần so sánh </w:t>
+      </w:r>
+      <w:r>
+        <w:rPr>
+          <w:b/>
+          <w:bCs/>
+        </w:rPr>
+        <w:t>mỗi từ với mọi từ khác</w:t>
+      </w:r>
+      <w:r>
+        <w:t xml:space="preserve"> để tìm mối quan hệ. Số lần so sánh = 9,212 × 9,212 = </w:t>
+      </w:r>
+      <w:r>
+        <w:rPr>
+          <w:b/>
+          <w:bCs/>
+        </w:rPr>
+        <w:t>84.9 triệu phép tính</w:t>
+      </w:r>
+      <w:r>
+        <w:t xml:space="preserve"> cho MỖI chuyến bay. GPU 16GB không đủ bộ nhớ.</w:t>
+      </w:r>
+    </w:p>
+    <w:p>
+      <w:r>
+        <w:t xml:space="preserve">Giải pháp: </w:t>
+      </w:r>
+      <w:r>
+        <w:rPr>
+          <w:b/>
+          <w:bCs/>
+        </w:rPr>
+        <w:t>tóm tắt bài văn trước</w:t>
+      </w:r>
+      <w:r>
+        <w:t>, rồi mới phân tích. Conv1d làm việc này:</w:t>
+      </w:r>
+    </w:p>
+    <w:p>
+      <w:r>
+        <w:t>Để giải thích rõ hơn, tôi sẽ vẽ biểu đồ kiến trúc model trước, rồi giải thích từng phần.</w:t>
+      </w:r>
+    </w:p>
+    <w:p>
+      <w:r>
+        <w:t>V</w:t>
+      </w:r>
+    </w:p>
+    <w:p>
+      <w:r>
+        <w:t>visualize</w:t>
+      </w:r>
+    </w:p>
+    <w:p>
+      <w:r>
+        <w:lastRenderedPageBreak/>
+        <w:t></w:t>
+      </w:r>
+    </w:p>
+    <w:p>
+      <w:r>
+        <w:t>V</w:t>
+      </w:r>
+    </w:p>
+    <w:p>
+      <w:r>
+        <w:t>visualize show_widget</w:t>
+      </w:r>
+    </w:p>
+    <w:p>
+      <w:r>
+        <w:t></w:t>
+      </w:r>
+    </w:p>
+    <w:p>
+      <w:pPr>
+        <w:rPr>
+          <w:b/>
+          <w:bCs/>
+        </w:rPr>
+      </w:pPr>
+      <w:r>
+        <w:rPr>
+          <w:b/>
+          <w:bCs/>
+        </w:rPr>
+        <w:t>Bước 6: Kiến trúc Model — Giải thích chi tiết</w:t>
+      </w:r>
+    </w:p>
+    <w:p>
+      <w:pPr>
+        <w:rPr>
+          <w:b/>
+          <w:bCs/>
+        </w:rPr>
+      </w:pPr>
+      <w:r>
+        <w:rPr>
+          <w:b/>
+          <w:bCs/>
+        </w:rPr>
+        <w:t>6.1 Conv Front-End (phần xanh lá trong biểu đồ)</w:t>
+      </w:r>
+    </w:p>
+    <w:p>
+      <w:r>
+        <w:rPr>
+          <w:b/>
+          <w:bCs/>
+        </w:rPr>
+        <w:t>Vấn đề</w:t>
+      </w:r>
+      <w:r>
+        <w:t xml:space="preserve">: Mỗi chuyến bay dài 9,212 timestep. Transformer cần tính "attention" giữa </w:t>
+      </w:r>
+      <w:r>
+        <w:rPr>
+          <w:b/>
+          <w:bCs/>
+        </w:rPr>
+        <w:t>mọi cặp timestep</w:t>
+      </w:r>
+      <w:r>
+        <w:t xml:space="preserve">: 9,212 × 9,212 = </w:t>
+      </w:r>
+      <w:r>
+        <w:rPr>
+          <w:b/>
+          <w:bCs/>
+        </w:rPr>
+        <w:t>84.9 triệu phép tính</w:t>
+      </w:r>
+      <w:r>
+        <w:t>. GPU 16GB không đủ bộ nhớ.</w:t>
+      </w:r>
+    </w:p>
+    <w:p>
+      <w:r>
+        <w:rPr>
+          <w:b/>
+          <w:bCs/>
+        </w:rPr>
+        <w:t>Giải pháp</w:t>
+      </w:r>
+      <w:r>
+        <w:t xml:space="preserve">: Dùng 2 lớp Conv1d để </w:t>
+      </w:r>
+      <w:r>
+        <w:rPr>
+          <w:b/>
+          <w:bCs/>
+        </w:rPr>
+        <w:t>nén</w:t>
+      </w:r>
+      <w:r>
+        <w:t xml:space="preserve"> trước khi đưa vào Transformer:</w:t>
+      </w:r>
+    </w:p>
+    <w:p>
+      <w:r>
+        <w:rPr>
+          <w:b/>
+          <w:bCs/>
+        </w:rPr>
+        <w:t>Lớp Conv1d thứ 1</w:t>
+      </w:r>
+      <w:r>
+        <w:t xml:space="preserve"> (stride=2): trượt một bộ lọc dọc theo chuỗi thời gian, mỗi lần nhảy 2 bước. Giống như bạn đọc sách mà đọc </w:t>
+      </w:r>
+      <w:r>
+        <w:rPr>
+          <w:b/>
+          <w:bCs/>
+        </w:rPr>
+        <w:t>mỗi dòng thứ 2</w:t>
+      </w:r>
+      <w:r>
+        <w:t xml:space="preserve"> — vẫn hiểu ý chính nhưng nhanh gấp đôi. Kết quả: 9,212 → 4,606 timestep.</w:t>
+      </w:r>
+    </w:p>
+    <w:p>
+      <w:r>
+        <w:rPr>
+          <w:b/>
+          <w:bCs/>
+        </w:rPr>
+        <w:t>Lớp Conv1d thứ 2</w:t>
+      </w:r>
+      <w:r>
+        <w:t xml:space="preserve"> (stride=4): nhảy 4 bước mỗi lần. Kết quả: 4,606 → ~1,152 timestep.</w:t>
+      </w:r>
+    </w:p>
+    <w:p>
+      <w:r>
+        <w:rPr>
+          <w:b/>
+          <w:bCs/>
+        </w:rPr>
+        <w:t>BatchNorm</w:t>
+      </w:r>
+      <w:r>
+        <w:t>: chuẩn hóa dữ liệu sau mỗi lớp conv để training ổn định hơn, giống như chỉnh lại thang đo sau mỗi bước xử lý.</w:t>
+      </w:r>
+    </w:p>
+    <w:p>
+      <w:r>
+        <w:rPr>
+          <w:b/>
+          <w:bCs/>
+        </w:rPr>
+        <w:t>GELU</w:t>
+      </w:r>
+      <w:r>
+        <w:t>: hàm kích hoạt (activation function), quyết định neuron nào "bật" và neuron nào "tắt". GELU mượt hơn ReLU, tránh tình trạng "dead neuron" (neuron bị tắt vĩnh viễn).</w:t>
+      </w:r>
+    </w:p>
+    <w:p>
+      <w:r>
+        <w:rPr>
+          <w:b/>
+          <w:bCs/>
+        </w:rPr>
+        <w:t>Dropout</w:t>
+      </w:r>
+      <w:r>
+        <w:t>: ngẫu nhiên tắt một số neuron khi train (10%), buộc model không được phụ thuộc vào bất kỳ neuron đơn lẻ nào. Giống như tập thể dục — nếu chỉ dùng tay phải, tay trái sẽ yếu.</w:t>
+      </w:r>
+    </w:p>
+    <w:p>
+      <w:r>
+        <w:rPr>
+          <w:b/>
+          <w:bCs/>
+        </w:rPr>
+        <w:t>Kết quả cuối</w:t>
+      </w:r>
+      <w:r>
+        <w:t xml:space="preserve">: chuỗi được nén 8 lần (9,212 → ~1,152), đồng thời mở rộng từ 15 kênh cảm biến lên 256 features. Ma trận attention giờ chỉ 1,152 × 1,152 = </w:t>
+      </w:r>
+      <w:r>
+        <w:rPr>
+          <w:b/>
+          <w:bCs/>
+        </w:rPr>
+        <w:t>1.3 triệu</w:t>
+      </w:r>
+      <w:r>
+        <w:t xml:space="preserve"> phép tính (giảm </w:t>
+      </w:r>
+      <w:r>
+        <w:rPr>
+          <w:b/>
+          <w:bCs/>
+        </w:rPr>
+        <w:t>64 lần</w:t>
+      </w:r>
+      <w:r>
+        <w:t>).</w:t>
+      </w:r>
+    </w:p>
+    <w:p>
+      <w:pPr>
+        <w:rPr>
+          <w:b/>
+          <w:bCs/>
+        </w:rPr>
+      </w:pPr>
+      <w:r>
+        <w:rPr>
+          <w:b/>
+          <w:bCs/>
+        </w:rPr>
+        <w:t>6.2 Positional Encoding (phần vàng)</w:t>
+      </w:r>
+    </w:p>
+    <w:p>
+      <w:r>
+        <w:t xml:space="preserve">Transformer xử lý tất cả timestep </w:t>
+      </w:r>
+      <w:r>
+        <w:rPr>
+          <w:b/>
+          <w:bCs/>
+        </w:rPr>
+        <w:t>cùng lúc</w:t>
+      </w:r>
+      <w:r>
+        <w:t xml:space="preserve"> (không tuần tự như RNN). Vì vậy nó không biết timestep 100 đến trước hay sau timestep 500. Positional encoding là một bảng số được </w:t>
+      </w:r>
+      <w:r>
+        <w:rPr>
+          <w:b/>
+          <w:bCs/>
+        </w:rPr>
+        <w:t>cộng thêm</w:t>
+      </w:r>
+      <w:r>
+        <w:t xml:space="preserve"> vào mỗi timestep để đánh dấu vị trí. Model tự học bảng này trong quá trình training.</w:t>
+      </w:r>
+    </w:p>
+    <w:p>
+      <w:pPr>
+        <w:rPr>
+          <w:b/>
+          <w:bCs/>
+        </w:rPr>
+      </w:pPr>
+      <w:r>
+        <w:rPr>
+          <w:b/>
+          <w:bCs/>
+        </w:rPr>
+        <w:t>6.3 Transformer Encoder (phần tím)</w:t>
+      </w:r>
+    </w:p>
+    <w:p>
+      <w:r>
+        <w:t>Đây là trái tim của model, gồm 4 lớp encoder xếp chồng:</w:t>
+      </w:r>
+    </w:p>
+    <w:p>
+      <w:r>
+        <w:rPr>
+          <w:b/>
+          <w:bCs/>
+        </w:rPr>
+        <w:lastRenderedPageBreak/>
+        <w:t>Multi-Head Attention</w:t>
+      </w:r>
+      <w:r>
+        <w:t xml:space="preserve"> (8 heads): Mỗi head là một "con mắt" nhìn dữ liệu theo góc khác nhau. Head 1 có thể chú ý đến nhiệt độ động cơ, head 2 chú ý đến áp suất dầu, head 3 chú ý đến mối quan hệ giữa takeoff và landing. Mỗi timestep được so sánh với </w:t>
+      </w:r>
+      <w:r>
+        <w:rPr>
+          <w:b/>
+          <w:bCs/>
+        </w:rPr>
+        <w:t>tất cả</w:t>
+      </w:r>
+      <w:r>
+        <w:t xml:space="preserve"> timestep khác, cho phép phát hiện mối liên hệ giữa sự kiện cách nhau hàng trăm giây (ví dụ: nhiệt độ bất thường lúc cất cánh liên quan đến áp suất giảm lúc hạ cánh).</w:t>
+      </w:r>
+    </w:p>
+    <w:p>
+      <w:r>
+        <w:rPr>
+          <w:b/>
+          <w:bCs/>
+        </w:rPr>
+        <w:t>Feed-Forward Network</w:t>
+      </w:r>
+      <w:r>
+        <w:t xml:space="preserve"> (dim=1024): Sau khi attention tổng hợp thông tin, FFN xử lý thêm qua 2 lớp linear với GELU. Giống như sau khi thu thập bằng chứng (attention), bạn cần </w:t>
+      </w:r>
+      <w:r>
+        <w:rPr>
+          <w:b/>
+          <w:bCs/>
+        </w:rPr>
+        <w:t>phân tích</w:t>
+      </w:r>
+      <w:r>
+        <w:t xml:space="preserve"> chúng (FFN).</w:t>
+      </w:r>
+    </w:p>
+    <w:p>
+      <w:r>
+        <w:rPr>
+          <w:b/>
+          <w:bCs/>
+        </w:rPr>
+        <w:t>Tại sao 4 lớp?</w:t>
+      </w:r>
+      <w:r>
+        <w:t xml:space="preserve"> Mỗi lớp xây dựng thêm sự hiểu biết. Lớp 1 phát hiện pattern đơn giản (nhiệt độ cao). Lớp 2 kết hợp pattern (nhiệt độ cao + áp suất thấp). Lớp 3-4 phát hiện pattern phức tạp (sự kết hợp nhiều cảm biến qua nhiều giai đoạn bay).</w:t>
+      </w:r>
+    </w:p>
+    <w:p>
+      <w:pPr>
+        <w:rPr>
+          <w:b/>
+          <w:bCs/>
+        </w:rPr>
+      </w:pPr>
+      <w:r>
+        <w:rPr>
+          <w:b/>
+          <w:bCs/>
+        </w:rPr>
+        <w:t>6.4 Classification Head (phần cam)</w:t>
+      </w:r>
+    </w:p>
+    <w:p>
+      <w:r>
+        <w:rPr>
+          <w:b/>
+          <w:bCs/>
+        </w:rPr>
+        <w:t>Masked Mean Pooling</w:t>
+      </w:r>
+      <w:r>
+        <w:t xml:space="preserve">: Lấy trung bình tất cả timestep, nhưng </w:t>
+      </w:r>
+      <w:r>
+        <w:rPr>
+          <w:b/>
+          <w:bCs/>
+        </w:rPr>
+        <w:t>bỏ qua phần padding</w:t>
+      </w:r>
+      <w:r>
+        <w:t>. Vì chuyến bay ngắn (2,000 timestep) được đệm zero đến 9,212, nếu tính trung bình cả zero thì kết quả bị loãng. Mask giúp chỉ tính trung bình trên phần dữ liệu thật.</w:t>
+      </w:r>
+    </w:p>
+    <w:p>
+      <w:r>
+        <w:rPr>
+          <w:b/>
+          <w:bCs/>
+        </w:rPr>
+        <w:t>LayerNorm</w:t>
+      </w:r>
+      <w:r>
+        <w:t>: Chuẩn hóa lần cuối trước khi phân loại, giúp đầu vào của lớp Linear ổn định.</w:t>
+      </w:r>
+    </w:p>
+    <w:p>
+      <w:r>
+        <w:rPr>
+          <w:b/>
+          <w:bCs/>
+        </w:rPr>
+        <w:t>Linear(256, 2)</w:t>
+      </w:r>
+      <w:r>
+        <w:t>: Lớp cuối cùng, nhận 256 features và cho ra 2 số: P(at-risk) và P(safe). Số nào lớn hơn thì model chọn lớp đó.</w:t>
+      </w:r>
+    </w:p>
+    <w:p>
+      <w:r>
+        <w:pict w14:anchorId="69A14BC4">
+          <v:rect id="_x0000_i1031" style="width:0;height:1.5pt" o:hralign="center" o:hrstd="t" o:hr="t" fillcolor="#a0a0a0" stroked="f"/>
+        </w:pict>
+      </w:r>
+    </w:p>
+    <w:p>
+      <w:pPr>
+        <w:rPr>
+          <w:b/>
+          <w:bCs/>
+        </w:rPr>
+      </w:pPr>
+      <w:r>
+        <w:rPr>
+          <w:b/>
+          <w:bCs/>
+        </w:rPr>
+        <w:t>Bước 7: Training Setup — Giải thích chi tiết</w:t>
+      </w:r>
+    </w:p>
+    <w:p>
+      <w:r>
+        <w:rPr>
+          <w:b/>
+          <w:bCs/>
+        </w:rPr>
+        <w:t>AdamW Optimizer</w:t>
+      </w:r>
+      <w:r>
+        <w:t>: Thuật toán cập nhật trọng số model sau mỗi batch. "Adam" kết hợp momentum (nhớ hướng đi trước đó) và adaptive learning rate (tự điều chỉnh tốc độ học cho từng trọng số). "W" = weight decay (phạt trọng số lớn), giúp model không phức tạp quá mức.</w:t>
+      </w:r>
+    </w:p>
+    <w:p>
+      <w:r>
+        <w:rPr>
+          <w:b/>
+          <w:bCs/>
+        </w:rPr>
+        <w:t>Weighted CrossEntropyLoss</w:t>
+      </w:r>
+      <w:r>
+        <w:t>: Hàm đo lỗi. "Cross Entropy" đo khoảng cách giữa dự đoán và thực tế. "Weighted" tăng trọng số cho lớp at-risk (chiếm 40%) so với lớp safe (60%). Nếu không có weight, model sẽ thiên về dự đoán "safe" cho tất cả (vì safe chiếm đa số) và vẫn đạt 60% accuracy mà không học được gì.</w:t>
+      </w:r>
+    </w:p>
+    <w:p>
+      <w:r>
+        <w:rPr>
+          <w:b/>
+          <w:bCs/>
+        </w:rPr>
+        <w:t>CosineAnnealingLR</w:t>
+      </w:r>
+      <w:r>
+        <w:t>: Điều chỉnh learning rate (tốc độ học) theo đường cosine. Bắt đầu ở LR=3e-5, giảm dần xuống 1e-6 theo hình nửa sóng cosine. Đầu training cần LR cao để khám phá nhanh, cuối training cần LR thấp để tinh chỉnh. Giống như lái xe: ban đầu tăng tốc, gần đích thì giảm tốc để đỗ chính xác.</w:t>
+      </w:r>
+    </w:p>
+    <w:p>
+      <w:r>
+        <w:rPr>
+          <w:b/>
+          <w:bCs/>
+        </w:rPr>
+        <w:lastRenderedPageBreak/>
+        <w:t>Gradient Clipping</w:t>
+      </w:r>
+      <w:r>
+        <w:t xml:space="preserve"> (max_norm=1.0): Nếu gradient (hướng cập nhật) quá lớn, cắt xuống tối đa 1.0. Tránh tình trạng "exploding gradient" — model nhảy lung tung thay vì hội tụ. Giống như giới hạn tốc độ trên đường cao tốc.</w:t>
+      </w:r>
+    </w:p>
+    <w:p>
+      <w:r>
+        <w:rPr>
+          <w:b/>
+          <w:bCs/>
+        </w:rPr>
+        <w:t>PR-AUC Checkpoint</w:t>
+      </w:r>
+      <w:r>
+        <w:t xml:space="preserve">: Mỗi epoch, đánh giá model trên validation set. Lưu model có </w:t>
+      </w:r>
+      <w:r>
+        <w:rPr>
+          <w:b/>
+          <w:bCs/>
+        </w:rPr>
+        <w:t>PR-AUC cao nhất</w:t>
+      </w:r>
+      <w:r>
+        <w:t xml:space="preserve">, không phải model có recall hay F1 cao nhất. Lý do: model dự đoán tất cả là "at-risk" sẽ có recall = 100% nhưng hoàn toàn vô dụng. PR-AUC đo khả năng </w:t>
+      </w:r>
+      <w:r>
+        <w:rPr>
+          <w:b/>
+          <w:bCs/>
+        </w:rPr>
+        <w:t>xếp hạng</w:t>
+      </w:r>
+      <w:r>
+        <w:t xml:space="preserve"> đúng (chuyến bay nào nguy hiểm hơn chuyến bay nào), không bị đánh lừa bởi chiến thuật "đoán hết một lớp".</w:t>
+      </w:r>
+    </w:p>
     <w:p/>
     <w:sectPr>
       <w:pgSz w:w="12240" w:h="15840"/>
@@ -6776,7 +6440,6 @@
   <w:style w:type="character" w:default="1" w:styleId="DefaultParagraphFont">
     <w:name w:val="Default Paragraph Font"/>
     <w:uiPriority w:val="1"/>
-    <w:semiHidden/>
     <w:unhideWhenUsed/>
   </w:style>
   <w:style w:type="table" w:default="1" w:styleId="TableNormal">
